--- a/KTP/КТП МДК 02.01 С-22.docx
+++ b/KTP/КТП МДК 02.01 С-22.docx
@@ -1,6 +1,6 @@
 
 <file path=word/document.xml><?xml version="1.0" encoding="utf-8"?>
-<w:document xmlns:wpc="http://schemas.microsoft.com/office/word/2010/wordprocessingCanvas" xmlns:mo="http://schemas.microsoft.com/office/mac/office/2008/main" xmlns:mc="http://schemas.openxmlformats.org/markup-compatibility/2006" xmlns:mv="urn:schemas-microsoft-com:mac:vml" xmlns:o="urn:schemas-microsoft-com:office:office" xmlns:r="http://schemas.openxmlformats.org/officeDocument/2006/relationships" xmlns:m="http://schemas.openxmlformats.org/officeDocument/2006/math" xmlns:v="urn:schemas-microsoft-com:vml" xmlns:wp14="http://schemas.microsoft.com/office/word/2010/wordprocessingDrawing" xmlns:wp="http://schemas.openxmlformats.org/drawingml/2006/wordprocessingDrawing" xmlns:w10="urn:schemas-microsoft-com:office:word" xmlns:w="http://schemas.openxmlformats.org/wordprocessingml/2006/main" xmlns:w14="http://schemas.microsoft.com/office/word/2010/wordml" xmlns:wpg="http://schemas.microsoft.com/office/word/2010/wordprocessingGroup" xmlns:wpi="http://schemas.microsoft.com/office/word/2010/wordprocessingInk" xmlns:wne="http://schemas.microsoft.com/office/word/2006/wordml" xmlns:wps="http://schemas.microsoft.com/office/word/2010/wordprocessingShape" mc:Ignorable="w14 wp14">
+<w:document xmlns:mc="http://schemas.openxmlformats.org/markup-compatibility/2006" xmlns:w="http://schemas.openxmlformats.org/wordprocessingml/2006/main" mc:Ignorable="w14 wp14">
   <w:body>
     <w:p>
       <w:pPr>
@@ -4596,7 +4596,7 @@
                 <w:b w:val="0"/>
                 <w:sz w:val="20"/>
               </w:rPr>
-              <w:t>Конспект лекций</w:t>
+              <w:t xml:space="preserve">ДИ 7, с. 3-20</w:t>
             </w:r>
           </w:p>
         </w:tc>
@@ -4799,7 +4799,7 @@
                 <w:b w:val="0"/>
                 <w:sz w:val="20"/>
               </w:rPr>
-              <w:t>Конспект лекций</w:t>
+              <w:t xml:space="preserve">ДИ 6, с. 3-12</w:t>
             </w:r>
           </w:p>
         </w:tc>
@@ -5002,7 +5002,7 @@
                 <w:b w:val="0"/>
                 <w:sz w:val="20"/>
               </w:rPr>
-              <w:t>Конспект лекций</w:t>
+              <w:t xml:space="preserve">ДИ 3, с. 12-30</w:t>
             </w:r>
           </w:p>
         </w:tc>
@@ -5205,7 +5205,7 @@
                 <w:b w:val="0"/>
                 <w:sz w:val="20"/>
               </w:rPr>
-              <w:t>Конспект лекций</w:t>
+              <w:t xml:space="preserve">ДИ 3, с. 31-48</w:t>
             </w:r>
           </w:p>
         </w:tc>
@@ -5408,7 +5408,7 @@
                 <w:b w:val="0"/>
                 <w:sz w:val="20"/>
               </w:rPr>
-              <w:t>Конспект лекций</w:t>
+              <w:t xml:space="preserve">ДИ 3, с. 49-66</w:t>
             </w:r>
           </w:p>
         </w:tc>
@@ -5611,7 +5611,7 @@
                 <w:b w:val="0"/>
                 <w:sz w:val="20"/>
               </w:rPr>
-              <w:t>Конспект лекций</w:t>
+              <w:t xml:space="preserve">ДИ 6, с. 13-30</w:t>
             </w:r>
           </w:p>
         </w:tc>
@@ -5814,7 +5814,7 @@
                 <w:b w:val="0"/>
                 <w:sz w:val="20"/>
               </w:rPr>
-              <w:t>Конспект лекций</w:t>
+              <w:t xml:space="preserve">ДИ 6, с. 31-48</w:t>
             </w:r>
           </w:p>
         </w:tc>
@@ -6017,7 +6017,7 @@
                 <w:b w:val="0"/>
                 <w:sz w:val="20"/>
               </w:rPr>
-              <w:t>Конспект лекций</w:t>
+              <w:t xml:space="preserve">ДИ 6, с. 49-64</w:t>
             </w:r>
           </w:p>
         </w:tc>
@@ -6220,7 +6220,7 @@
                 <w:b w:val="0"/>
                 <w:sz w:val="20"/>
               </w:rPr>
-              <w:t>Конспект лекций</w:t>
+              <w:t xml:space="preserve">ДИ 5, с. 10-28</w:t>
             </w:r>
           </w:p>
         </w:tc>
@@ -6536,7 +6536,7 @@
                 <w:b w:val="0"/>
                 <w:sz w:val="20"/>
               </w:rPr>
-              <w:t>Конспект лекций</w:t>
+              <w:t xml:space="preserve">ДИ 1, с. 8-22</w:t>
             </w:r>
           </w:p>
         </w:tc>
@@ -6739,7 +6739,7 @@
                 <w:b w:val="0"/>
                 <w:sz w:val="20"/>
               </w:rPr>
-              <w:t>Конспект лекций</w:t>
+              <w:t xml:space="preserve">ДИ 1, с. 23-38</w:t>
             </w:r>
           </w:p>
         </w:tc>
@@ -6942,7 +6942,7 @@
                 <w:b w:val="0"/>
                 <w:sz w:val="20"/>
               </w:rPr>
-              <w:t>Конспект лекций</w:t>
+              <w:t xml:space="preserve">ДИ 1, с. 39-54</w:t>
             </w:r>
           </w:p>
         </w:tc>
@@ -7145,7 +7145,7 @@
                 <w:b w:val="0"/>
                 <w:sz w:val="20"/>
               </w:rPr>
-              <w:t>Конспект лекций</w:t>
+              <w:t xml:space="preserve">ДИ 1, с. 55-70</w:t>
             </w:r>
           </w:p>
         </w:tc>
@@ -7348,7 +7348,7 @@
                 <w:b w:val="0"/>
                 <w:sz w:val="20"/>
               </w:rPr>
-              <w:t>Конспект лекций</w:t>
+              <w:t xml:space="preserve">ДИ 1, с. 71-86</w:t>
             </w:r>
           </w:p>
         </w:tc>
@@ -7551,7 +7551,7 @@
                 <w:b w:val="0"/>
                 <w:sz w:val="20"/>
               </w:rPr>
-              <w:t>Конспект лекций</w:t>
+              <w:t xml:space="preserve">ДИ 1, с. 87-102</w:t>
             </w:r>
           </w:p>
         </w:tc>
@@ -7754,7 +7754,7 @@
                 <w:b w:val="0"/>
                 <w:sz w:val="20"/>
               </w:rPr>
-              <w:t>Конспект лекций</w:t>
+              <w:t xml:space="preserve">ОИ 1, с. 6-20</w:t>
             </w:r>
           </w:p>
         </w:tc>
@@ -7957,7 +7957,7 @@
                 <w:b w:val="0"/>
                 <w:sz w:val="20"/>
               </w:rPr>
-              <w:t>Конспект лекций</w:t>
+              <w:t xml:space="preserve">ОИ 1, с. 21-36</w:t>
             </w:r>
           </w:p>
         </w:tc>
@@ -8160,7 +8160,7 @@
                 <w:b w:val="0"/>
                 <w:sz w:val="20"/>
               </w:rPr>
-              <w:t>Конспект лекций</w:t>
+              <w:t xml:space="preserve">ОИ 1, с. 37-52</w:t>
             </w:r>
           </w:p>
         </w:tc>

--- a/KTP/КТП МДК 02.01 С-22.docx
+++ b/KTP/КТП МДК 02.01 С-22.docx
@@ -1060,6 +1060,9 @@
         </w:tc>
       </w:tr>
       <w:tr>
+        <w:trPr>
+          <w:trHeight w:val="219"/>
+        </w:trPr>
         <w:tc>
           <w:tcPr>
             <w:tcW w:type="dxa" w:w="1277"/>
@@ -1211,6 +1214,9 @@
         </w:tc>
       </w:tr>
       <w:tr>
+        <w:trPr>
+          <w:trHeight w:val="234"/>
+        </w:trPr>
         <w:tc>
           <w:tcPr>
             <w:tcW w:type="dxa" w:w="1277"/>
@@ -1306,6 +1312,9 @@
         </w:tc>
       </w:tr>
       <w:tr>
+        <w:trPr>
+          <w:trHeight w:val="1758"/>
+        </w:trPr>
         <w:tc>
           <w:tcPr>
             <w:tcW w:type="dxa" w:w="1277"/>
@@ -1448,6 +1457,9 @@
         </w:tc>
       </w:tr>
       <w:tr>
+        <w:trPr>
+          <w:trHeight w:val="237"/>
+        </w:trPr>
         <w:tc>
           <w:tcPr>
             <w:tcW w:type="dxa" w:w="1277"/>
@@ -1702,6 +1714,9 @@
         </w:tc>
       </w:tr>
       <w:tr>
+        <w:trPr>
+          <w:trHeight w:val="215"/>
+        </w:trPr>
         <w:tc>
           <w:tcPr>
             <w:tcW w:type="dxa" w:w="1277"/>
@@ -1956,6 +1971,9 @@
         </w:tc>
       </w:tr>
       <w:tr>
+        <w:trPr>
+          <w:trHeight w:val="215"/>
+        </w:trPr>
         <w:tc>
           <w:tcPr>
             <w:tcW w:type="dxa" w:w="1277"/>
@@ -2198,6 +2216,9 @@
         </w:tc>
       </w:tr>
       <w:tr>
+        <w:trPr>
+          <w:trHeight w:val="215"/>
+        </w:trPr>
         <w:tc>
           <w:tcPr>
             <w:tcW w:type="dxa" w:w="1277"/>
@@ -2440,6 +2461,9 @@
         </w:tc>
       </w:tr>
       <w:tr>
+        <w:trPr>
+          <w:trHeight w:val="215"/>
+        </w:trPr>
         <w:tc>
           <w:tcPr>
             <w:tcW w:type="dxa" w:w="1277"/>
@@ -2678,10 +2702,292 @@
                 <w:sz w:val="20"/>
               </w:rPr>
             </w:r>
+          </w:p>
+        </w:tc>
+      </w:tr>
+      <w:tr xmlns:ns2="http://schemas.microsoft.com/office/word/2010/wordml" xmlns:a="http://schemas.openxmlformats.org/drawingml/2006/main" xmlns:ns4="http://schemas.microsoft.com/office/word/2010/wordprocessingDrawing" xmlns:ns7="http://schemas.microsoft.com/office/drawing/2010/main" xmlns:o="urn:schemas-microsoft-com:office:office" xmlns:v="urn:schemas-microsoft-com:vml" xmlns:wp="http://schemas.openxmlformats.org/drawingml/2006/wordprocessingDrawing" xmlns:wps="http://schemas.microsoft.com/office/word/2010/wordprocessingShape" ns2:paraId="5D6EF380" ns2:textId="77777777">
+        <w:trPr>
+          <w:trHeight w:val="215"/>
+        </w:trPr>
+        <w:tc>
+          <w:tcPr>
+            <w:tcW w:w="1277" w:type="dxa"/>
+          </w:tcPr>
+          <w:p ns2:paraId="7E077CEB" ns2:textId="2CBE32E4">
+            <w:pPr>
+              <w:spacing w:after="120" w:line="240" w:lineRule="auto"/>
+              <w:jc w:val="center"/>
+              <w:rPr>
+                <w:rFonts w:ascii="Times New Roman" w:hAnsi="Times New Roman"/>
+                <w:b/>
+                <w:sz w:val="20"/>
+                <w:szCs w:val="20"/>
+              </w:rPr>
+            </w:pPr>
+            <w:proofErr w:type="spellStart"/>
+            <w:r>
+              <w:rPr>
+                <w:rFonts w:ascii="Times New Roman" w:hAnsi="Times New Roman"/>
+                <w:b/>
+                <w:sz w:val="20"/>
+                <w:szCs w:val="20"/>
+              </w:rPr>
+              <w:t>Компл</w:t>
+            </w:r>
+            <w:proofErr w:type="spellEnd"/>
+            <w:r>
+              <w:rPr>
+                <w:rFonts w:ascii="Times New Roman" w:hAnsi="Times New Roman"/>
+                <w:b/>
+                <w:sz w:val="20"/>
+                <w:szCs w:val="20"/>
+              </w:rPr>
+              <w:t xml:space="preserve">. </w:t>
+            </w:r>
+            <w:proofErr w:type="spellStart"/>
+            <w:r>
+              <w:rPr>
+                <w:rFonts w:ascii="Times New Roman" w:hAnsi="Times New Roman"/>
+                <w:b/>
+                <w:sz w:val="20"/>
+                <w:szCs w:val="20"/>
+              </w:rPr>
+              <w:t>дифф</w:t>
+            </w:r>
+            <w:proofErr w:type="spellEnd"/>
+            <w:r>
+              <w:rPr>
+                <w:rFonts w:ascii="Times New Roman" w:hAnsi="Times New Roman"/>
+                <w:b/>
+                <w:sz w:val="20"/>
+                <w:szCs w:val="20"/>
+              </w:rPr>
+              <w:t>.</w:t>
+            </w:r>
+            <w:r>
+              <w:rPr>
+                <w:rFonts w:ascii="Times New Roman" w:hAnsi="Times New Roman"/>
+                <w:b/>
+                <w:sz w:val="20"/>
+                <w:szCs w:val="20"/>
+              </w:rPr>
+              <w:t xml:space="preserve"> зачет</w:t>
+            </w:r>
+          </w:p>
+        </w:tc>
+        <w:tc>
+          <w:tcPr>
+            <w:tcW w:w="567" w:type="dxa"/>
+          </w:tcPr>
+          <w:p ns2:paraId="00503E55" ns2:textId="5476478E">
+            <w:pPr>
+              <w:spacing w:after="120" w:line="240" w:lineRule="auto"/>
+              <w:jc w:val="center"/>
+              <w:rPr>
+                <w:rFonts w:ascii="Times New Roman" w:hAnsi="Times New Roman"/>
+                <w:b/>
+                <w:sz w:val="20"/>
+                <w:szCs w:val="20"/>
+              </w:rPr>
+            </w:pPr>
+          </w:p>
+        </w:tc>
+        <w:tc>
+          <w:tcPr>
+            <w:tcW w:w="567" w:type="dxa"/>
+          </w:tcPr>
+          <w:p ns2:paraId="2173F934" ns2:textId="4363530F">
+            <w:pPr>
+              <w:spacing w:after="120" w:line="240" w:lineRule="auto"/>
+              <w:jc w:val="center"/>
+              <w:rPr>
+                <w:rFonts w:ascii="Times New Roman" w:hAnsi="Times New Roman"/>
+                <w:b/>
+                <w:sz w:val="20"/>
+                <w:szCs w:val="20"/>
+              </w:rPr>
+            </w:pPr>
+          </w:p>
+        </w:tc>
+        <w:tc>
+          <w:tcPr>
+            <w:tcW w:w="1153" w:type="dxa"/>
+            <w:tcBorders>
+              <w:right w:val="single" w:sz="4" w:space="0" w:color="auto"/>
+            </w:tcBorders>
+          </w:tcPr>
+          <w:p ns2:paraId="792C0DD0" ns2:textId="3F5F3AE6">
+            <w:pPr>
+              <w:spacing w:after="120" w:line="240" w:lineRule="auto"/>
+              <w:jc w:val="center"/>
+              <w:rPr>
+                <w:rFonts w:ascii="Times New Roman" w:hAnsi="Times New Roman"/>
+                <w:b/>
+                <w:sz w:val="20"/>
+                <w:szCs w:val="20"/>
+              </w:rPr>
+            </w:pPr>
+          </w:p>
+        </w:tc>
+        <w:tc>
+          <w:tcPr>
+            <w:tcW w:w="664" w:type="dxa"/>
+            <w:tcBorders>
+              <w:left w:val="single" w:sz="4" w:space="0" w:color="auto"/>
+            </w:tcBorders>
+          </w:tcPr>
+          <w:p ns2:paraId="2A1AEF8E" ns2:textId="12F4409B">
+            <w:pPr>
+              <w:spacing w:after="120" w:line="240" w:lineRule="auto"/>
+              <w:jc w:val="center"/>
+              <w:rPr>
+                <w:rFonts w:ascii="Times New Roman" w:hAnsi="Times New Roman"/>
+                <w:b/>
+                <w:sz w:val="20"/>
+                <w:szCs w:val="20"/>
+              </w:rPr>
+            </w:pPr>
+          </w:p>
+        </w:tc>
+        <w:tc>
+          <w:tcPr>
+            <w:tcW w:w="851" w:type="dxa"/>
+          </w:tcPr>
+          <w:p ns2:paraId="6664F253" ns2:textId="17B310C6">
+            <w:pPr>
+              <w:spacing w:after="120" w:line="240" w:lineRule="auto"/>
+              <w:jc w:val="center"/>
+              <w:rPr>
+                <w:rFonts w:ascii="Times New Roman" w:hAnsi="Times New Roman"/>
+                <w:b/>
+                <w:sz w:val="20"/>
+                <w:szCs w:val="20"/>
+              </w:rPr>
+            </w:pPr>
+            <w:r>
+              <w:rPr>
+                <w:rFonts w:ascii="Times New Roman" w:hAnsi="Times New Roman"/>
+                <w:b/>
+                <w:sz w:val="20"/>
+                <w:szCs w:val="20"/>
+              </w:rPr>
+              <w:t>2</w:t>
+            </w:r>
+          </w:p>
+        </w:tc>
+        <w:tc>
+          <w:tcPr>
+            <w:tcW w:w="850" w:type="dxa"/>
+            <w:tcBorders>
+              <w:right w:val="single" w:sz="4" w:space="0" w:color="auto"/>
+            </w:tcBorders>
+          </w:tcPr>
+          <w:p ns2:paraId="49B14EE4" ns2:textId="64E3C553">
+            <w:pPr>
+              <w:spacing w:after="120" w:line="240" w:lineRule="auto"/>
+              <w:jc w:val="center"/>
+              <w:rPr>
+                <w:rFonts w:ascii="Times New Roman" w:hAnsi="Times New Roman"/>
+                <w:b/>
+                <w:sz w:val="20"/>
+                <w:szCs w:val="20"/>
+              </w:rPr>
+            </w:pPr>
+          </w:p>
+        </w:tc>
+        <w:tc>
+          <w:tcPr>
+            <w:tcW w:w="851" w:type="dxa"/>
+            <w:tcBorders>
+              <w:left w:val="single" w:sz="4" w:space="0" w:color="auto"/>
+            </w:tcBorders>
+          </w:tcPr>
+          <w:p ns2:paraId="322C5A85" ns2:textId="60DBA207">
+            <w:pPr>
+              <w:spacing w:after="120" w:line="240" w:lineRule="auto"/>
+              <w:jc w:val="center"/>
+              <w:rPr>
+                <w:rFonts w:ascii="Times New Roman" w:hAnsi="Times New Roman"/>
+                <w:b/>
+                <w:sz w:val="20"/>
+                <w:szCs w:val="20"/>
+              </w:rPr>
+            </w:pPr>
+          </w:p>
+        </w:tc>
+        <w:tc>
+          <w:tcPr>
+            <w:tcW w:w="840" w:type="dxa"/>
+          </w:tcPr>
+          <w:p ns2:paraId="6A99640D" ns2:textId="5D92B94D">
+            <w:pPr>
+              <w:spacing w:after="120" w:line="240" w:lineRule="auto"/>
+              <w:jc w:val="center"/>
+              <w:rPr>
+                <w:rFonts w:ascii="Times New Roman" w:hAnsi="Times New Roman"/>
+                <w:b/>
+                <w:sz w:val="20"/>
+                <w:szCs w:val="20"/>
+              </w:rPr>
+            </w:pPr>
+          </w:p>
+        </w:tc>
+        <w:tc>
+          <w:tcPr>
+            <w:tcW w:w="882" w:type="dxa"/>
+          </w:tcPr>
+          <w:p ns2:paraId="19A0285B" ns2:textId="42C01281">
+            <w:pPr>
+              <w:spacing w:after="120" w:line="240" w:lineRule="auto"/>
+              <w:jc w:val="center"/>
+              <w:rPr>
+                <w:rFonts w:ascii="Times New Roman" w:hAnsi="Times New Roman"/>
+                <w:b/>
+                <w:sz w:val="20"/>
+                <w:szCs w:val="20"/>
+              </w:rPr>
+            </w:pPr>
+          </w:p>
+        </w:tc>
+        <w:tc>
+          <w:tcPr>
+            <w:tcW w:w="829" w:type="dxa"/>
+          </w:tcPr>
+          <w:p ns2:paraId="3038F889" ns2:textId="6DB1380C">
+            <w:pPr>
+              <w:spacing w:after="120" w:line="240" w:lineRule="auto"/>
+              <w:jc w:val="center"/>
+              <w:rPr>
+                <w:rFonts w:ascii="Times New Roman" w:hAnsi="Times New Roman"/>
+                <w:b/>
+                <w:sz w:val="20"/>
+                <w:szCs w:val="20"/>
+              </w:rPr>
+            </w:pPr>
+          </w:p>
+        </w:tc>
+        <w:tc>
+          <w:tcPr>
+            <w:tcW w:w="1216" w:type="dxa"/>
+          </w:tcPr>
+          <w:p ns2:paraId="14A37291" ns2:textId="2A788C75">
+            <w:pPr>
+              <w:spacing w:after="120" w:line="240" w:lineRule="auto"/>
+              <w:jc w:val="center"/>
+              <w:rPr>
+                <w:rFonts w:ascii="Times New Roman" w:hAnsi="Times New Roman"/>
+                <w:b/>
+                <w:sz w:val="20"/>
+                <w:szCs w:val="20"/>
+              </w:rPr>
+            </w:pPr>
           </w:p>
         </w:tc>
       </w:tr>
       <w:tr>
+        <w:trPr>
+          <w:trHeight w:val="215"/>
+        </w:trPr>
         <w:tc>
           <w:tcPr>
             <w:tcW w:type="dxa" w:w="1277"/>
@@ -2696,9 +3002,10 @@
             <w:r>
               <w:rPr>
                 <w:rFonts w:ascii="Times New Roman" w:hAnsi="Times New Roman" w:eastAsia="Times New Roman" w:cs="Times New Roman"/>
-                <w:b w:val="0"/>
-                <w:sz w:val="20"/>
-              </w:rPr>
+                <w:b/>
+                <w:sz w:val="20"/>
+              </w:rPr>
+              <w:t>Практика</w:t>
             </w:r>
           </w:p>
         </w:tc>
@@ -2716,9 +3023,10 @@
             <w:r>
               <w:rPr>
                 <w:rFonts w:ascii="Times New Roman" w:hAnsi="Times New Roman" w:eastAsia="Times New Roman" w:cs="Times New Roman"/>
-                <w:b w:val="0"/>
-                <w:sz w:val="20"/>
-              </w:rPr>
+                <w:b/>
+                <w:sz w:val="20"/>
+              </w:rPr>
+              <w:t>-</w:t>
             </w:r>
           </w:p>
         </w:tc>
@@ -2736,9 +3044,10 @@
             <w:r>
               <w:rPr>
                 <w:rFonts w:ascii="Times New Roman" w:hAnsi="Times New Roman" w:eastAsia="Times New Roman" w:cs="Times New Roman"/>
-                <w:b w:val="0"/>
-                <w:sz w:val="20"/>
-              </w:rPr>
+                <w:b/>
+                <w:sz w:val="20"/>
+              </w:rPr>
+              <w:t>-</w:t>
             </w:r>
           </w:p>
         </w:tc>
@@ -2756,9 +3065,10 @@
             <w:r>
               <w:rPr>
                 <w:rFonts w:ascii="Times New Roman" w:hAnsi="Times New Roman" w:eastAsia="Times New Roman" w:cs="Times New Roman"/>
-                <w:b w:val="0"/>
-                <w:sz w:val="20"/>
-              </w:rPr>
+                <w:b/>
+                <w:sz w:val="20"/>
+              </w:rPr>
+              <w:t>-</w:t>
             </w:r>
           </w:p>
         </w:tc>
@@ -2776,9 +3086,10 @@
             <w:r>
               <w:rPr>
                 <w:rFonts w:ascii="Times New Roman" w:hAnsi="Times New Roman" w:eastAsia="Times New Roman" w:cs="Times New Roman"/>
-                <w:b w:val="0"/>
-                <w:sz w:val="20"/>
-              </w:rPr>
+                <w:b/>
+                <w:sz w:val="20"/>
+              </w:rPr>
+              <w:t>-</w:t>
             </w:r>
           </w:p>
         </w:tc>
@@ -2796,9 +3107,10 @@
             <w:r>
               <w:rPr>
                 <w:rFonts w:ascii="Times New Roman" w:hAnsi="Times New Roman" w:eastAsia="Times New Roman" w:cs="Times New Roman"/>
-                <w:b w:val="0"/>
-                <w:sz w:val="20"/>
-              </w:rPr>
+                <w:b/>
+                <w:sz w:val="20"/>
+              </w:rPr>
+              <w:t>-</w:t>
             </w:r>
           </w:p>
         </w:tc>
@@ -2816,9 +3128,10 @@
             <w:r>
               <w:rPr>
                 <w:rFonts w:ascii="Times New Roman" w:hAnsi="Times New Roman" w:eastAsia="Times New Roman" w:cs="Times New Roman"/>
-                <w:b w:val="0"/>
-                <w:sz w:val="20"/>
-              </w:rPr>
+                <w:b/>
+                <w:sz w:val="20"/>
+              </w:rPr>
+              <w:t>-</w:t>
             </w:r>
           </w:p>
         </w:tc>
@@ -2836,9 +3149,10 @@
             <w:r>
               <w:rPr>
                 <w:rFonts w:ascii="Times New Roman" w:hAnsi="Times New Roman" w:eastAsia="Times New Roman" w:cs="Times New Roman"/>
-                <w:b w:val="0"/>
-                <w:sz w:val="20"/>
-              </w:rPr>
+                <w:b/>
+                <w:sz w:val="20"/>
+              </w:rPr>
+              <w:t>-</w:t>
             </w:r>
           </w:p>
         </w:tc>
@@ -2856,9 +3170,10 @@
             <w:r>
               <w:rPr>
                 <w:rFonts w:ascii="Times New Roman" w:hAnsi="Times New Roman" w:eastAsia="Times New Roman" w:cs="Times New Roman"/>
-                <w:b w:val="0"/>
-                <w:sz w:val="20"/>
-              </w:rPr>
+                <w:b/>
+                <w:sz w:val="20"/>
+              </w:rPr>
+              <w:t>-</w:t>
             </w:r>
           </w:p>
         </w:tc>
@@ -2876,9 +3191,10 @@
             <w:r>
               <w:rPr>
                 <w:rFonts w:ascii="Times New Roman" w:hAnsi="Times New Roman" w:eastAsia="Times New Roman" w:cs="Times New Roman"/>
-                <w:b w:val="0"/>
-                <w:sz w:val="20"/>
-              </w:rPr>
+                <w:b/>
+                <w:sz w:val="20"/>
+              </w:rPr>
+              <w:t>-</w:t>
             </w:r>
           </w:p>
         </w:tc>
@@ -2896,9 +3212,10 @@
             <w:r>
               <w:rPr>
                 <w:rFonts w:ascii="Times New Roman" w:hAnsi="Times New Roman" w:eastAsia="Times New Roman" w:cs="Times New Roman"/>
-                <w:b w:val="0"/>
-                <w:sz w:val="20"/>
-              </w:rPr>
+                <w:b/>
+                <w:sz w:val="20"/>
+              </w:rPr>
+              <w:t>-</w:t>
             </w:r>
           </w:p>
         </w:tc>
@@ -2916,268 +3233,18 @@
             <w:r>
               <w:rPr>
                 <w:rFonts w:ascii="Times New Roman" w:hAnsi="Times New Roman" w:eastAsia="Times New Roman" w:cs="Times New Roman"/>
-                <w:b w:val="0"/>
-                <w:sz w:val="20"/>
-              </w:rPr>
+                <w:b/>
+                <w:sz w:val="20"/>
+              </w:rPr>
+              <w:t>-</w:t>
             </w:r>
           </w:p>
         </w:tc>
       </w:tr>
       <w:tr>
-        <w:tc>
-          <w:tcPr>
-            <w:tcW w:type="dxa" w:w="1277"/>
-            <w:vAlign w:val="center"/>
-          </w:tcPr>
-          <w:p>
-            <w:pPr>
-              <w:spacing w:before="0" w:after="0" w:line="240" w:lineRule="auto"/>
-              <w:jc w:val="center"/>
-            </w:pPr>
-            <w:r/>
-            <w:r>
-              <w:rPr>
-                <w:rFonts w:ascii="Times New Roman" w:hAnsi="Times New Roman" w:eastAsia="Times New Roman" w:cs="Times New Roman"/>
-                <w:b/>
-                <w:sz w:val="20"/>
-              </w:rPr>
-              <w:t>Практика</w:t>
-            </w:r>
-          </w:p>
-        </w:tc>
-        <w:tc>
-          <w:tcPr>
-            <w:tcW w:type="dxa" w:w="567"/>
-            <w:vAlign w:val="center"/>
-          </w:tcPr>
-          <w:p>
-            <w:pPr>
-              <w:spacing w:before="0" w:after="0" w:line="240" w:lineRule="auto"/>
-              <w:jc w:val="center"/>
-            </w:pPr>
-            <w:r/>
-            <w:r>
-              <w:rPr>
-                <w:rFonts w:ascii="Times New Roman" w:hAnsi="Times New Roman" w:eastAsia="Times New Roman" w:cs="Times New Roman"/>
-                <w:b/>
-                <w:sz w:val="20"/>
-              </w:rPr>
-              <w:t>-</w:t>
-            </w:r>
-          </w:p>
-        </w:tc>
-        <w:tc>
-          <w:tcPr>
-            <w:tcW w:type="dxa" w:w="567"/>
-            <w:vAlign w:val="center"/>
-          </w:tcPr>
-          <w:p>
-            <w:pPr>
-              <w:spacing w:before="0" w:after="0" w:line="240" w:lineRule="auto"/>
-              <w:jc w:val="center"/>
-            </w:pPr>
-            <w:r/>
-            <w:r>
-              <w:rPr>
-                <w:rFonts w:ascii="Times New Roman" w:hAnsi="Times New Roman" w:eastAsia="Times New Roman" w:cs="Times New Roman"/>
-                <w:b/>
-                <w:sz w:val="20"/>
-              </w:rPr>
-              <w:t>-</w:t>
-            </w:r>
-          </w:p>
-        </w:tc>
-        <w:tc>
-          <w:tcPr>
-            <w:tcW w:type="dxa" w:w="1153"/>
-            <w:vAlign w:val="center"/>
-          </w:tcPr>
-          <w:p>
-            <w:pPr>
-              <w:spacing w:before="0" w:after="0" w:line="240" w:lineRule="auto"/>
-              <w:jc w:val="center"/>
-            </w:pPr>
-            <w:r/>
-            <w:r>
-              <w:rPr>
-                <w:rFonts w:ascii="Times New Roman" w:hAnsi="Times New Roman" w:eastAsia="Times New Roman" w:cs="Times New Roman"/>
-                <w:b/>
-                <w:sz w:val="20"/>
-              </w:rPr>
-              <w:t>-</w:t>
-            </w:r>
-          </w:p>
-        </w:tc>
-        <w:tc>
-          <w:tcPr>
-            <w:tcW w:type="dxa" w:w="664"/>
-            <w:vAlign w:val="center"/>
-          </w:tcPr>
-          <w:p>
-            <w:pPr>
-              <w:spacing w:before="0" w:after="0" w:line="240" w:lineRule="auto"/>
-              <w:jc w:val="center"/>
-            </w:pPr>
-            <w:r/>
-            <w:r>
-              <w:rPr>
-                <w:rFonts w:ascii="Times New Roman" w:hAnsi="Times New Roman" w:eastAsia="Times New Roman" w:cs="Times New Roman"/>
-                <w:b/>
-                <w:sz w:val="20"/>
-              </w:rPr>
-              <w:t>-</w:t>
-            </w:r>
-          </w:p>
-        </w:tc>
-        <w:tc>
-          <w:tcPr>
-            <w:tcW w:type="dxa" w:w="851"/>
-            <w:vAlign w:val="center"/>
-          </w:tcPr>
-          <w:p>
-            <w:pPr>
-              <w:spacing w:before="0" w:after="0" w:line="240" w:lineRule="auto"/>
-              <w:jc w:val="center"/>
-            </w:pPr>
-            <w:r/>
-            <w:r>
-              <w:rPr>
-                <w:rFonts w:ascii="Times New Roman" w:hAnsi="Times New Roman" w:eastAsia="Times New Roman" w:cs="Times New Roman"/>
-                <w:b/>
-                <w:sz w:val="20"/>
-              </w:rPr>
-              <w:t>-</w:t>
-            </w:r>
-          </w:p>
-        </w:tc>
-        <w:tc>
-          <w:tcPr>
-            <w:tcW w:type="dxa" w:w="850"/>
-            <w:vAlign w:val="center"/>
-          </w:tcPr>
-          <w:p>
-            <w:pPr>
-              <w:spacing w:before="0" w:after="0" w:line="240" w:lineRule="auto"/>
-              <w:jc w:val="center"/>
-            </w:pPr>
-            <w:r/>
-            <w:r>
-              <w:rPr>
-                <w:rFonts w:ascii="Times New Roman" w:hAnsi="Times New Roman" w:eastAsia="Times New Roman" w:cs="Times New Roman"/>
-                <w:b/>
-                <w:sz w:val="20"/>
-              </w:rPr>
-              <w:t>-</w:t>
-            </w:r>
-          </w:p>
-        </w:tc>
-        <w:tc>
-          <w:tcPr>
-            <w:tcW w:type="dxa" w:w="851"/>
-            <w:vAlign w:val="center"/>
-          </w:tcPr>
-          <w:p>
-            <w:pPr>
-              <w:spacing w:before="0" w:after="0" w:line="240" w:lineRule="auto"/>
-              <w:jc w:val="center"/>
-            </w:pPr>
-            <w:r/>
-            <w:r>
-              <w:rPr>
-                <w:rFonts w:ascii="Times New Roman" w:hAnsi="Times New Roman" w:eastAsia="Times New Roman" w:cs="Times New Roman"/>
-                <w:b/>
-                <w:sz w:val="20"/>
-              </w:rPr>
-              <w:t>-</w:t>
-            </w:r>
-          </w:p>
-        </w:tc>
-        <w:tc>
-          <w:tcPr>
-            <w:tcW w:type="dxa" w:w="840"/>
-            <w:vAlign w:val="center"/>
-          </w:tcPr>
-          <w:p>
-            <w:pPr>
-              <w:spacing w:before="0" w:after="0" w:line="240" w:lineRule="auto"/>
-              <w:jc w:val="center"/>
-            </w:pPr>
-            <w:r/>
-            <w:r>
-              <w:rPr>
-                <w:rFonts w:ascii="Times New Roman" w:hAnsi="Times New Roman" w:eastAsia="Times New Roman" w:cs="Times New Roman"/>
-                <w:b/>
-                <w:sz w:val="20"/>
-              </w:rPr>
-              <w:t>-</w:t>
-            </w:r>
-          </w:p>
-        </w:tc>
-        <w:tc>
-          <w:tcPr>
-            <w:tcW w:type="dxa" w:w="882"/>
-            <w:vAlign w:val="center"/>
-          </w:tcPr>
-          <w:p>
-            <w:pPr>
-              <w:spacing w:before="0" w:after="0" w:line="240" w:lineRule="auto"/>
-              <w:jc w:val="center"/>
-            </w:pPr>
-            <w:r/>
-            <w:r>
-              <w:rPr>
-                <w:rFonts w:ascii="Times New Roman" w:hAnsi="Times New Roman" w:eastAsia="Times New Roman" w:cs="Times New Roman"/>
-                <w:b/>
-                <w:sz w:val="20"/>
-              </w:rPr>
-              <w:t>-</w:t>
-            </w:r>
-          </w:p>
-        </w:tc>
-        <w:tc>
-          <w:tcPr>
-            <w:tcW w:type="dxa" w:w="829"/>
-            <w:vAlign w:val="center"/>
-          </w:tcPr>
-          <w:p>
-            <w:pPr>
-              <w:spacing w:before="0" w:after="0" w:line="240" w:lineRule="auto"/>
-              <w:jc w:val="center"/>
-            </w:pPr>
-            <w:r/>
-            <w:r>
-              <w:rPr>
-                <w:rFonts w:ascii="Times New Roman" w:hAnsi="Times New Roman" w:eastAsia="Times New Roman" w:cs="Times New Roman"/>
-                <w:b/>
-                <w:sz w:val="20"/>
-              </w:rPr>
-              <w:t>-</w:t>
-            </w:r>
-          </w:p>
-        </w:tc>
-        <w:tc>
-          <w:tcPr>
-            <w:tcW w:type="dxa" w:w="1216"/>
-            <w:vAlign w:val="center"/>
-          </w:tcPr>
-          <w:p>
-            <w:pPr>
-              <w:spacing w:before="0" w:after="0" w:line="240" w:lineRule="auto"/>
-              <w:jc w:val="center"/>
-            </w:pPr>
-            <w:r/>
-            <w:r>
-              <w:rPr>
-                <w:rFonts w:ascii="Times New Roman" w:hAnsi="Times New Roman" w:eastAsia="Times New Roman" w:cs="Times New Roman"/>
-                <w:b/>
-                <w:sz w:val="20"/>
-              </w:rPr>
-              <w:t>-</w:t>
-            </w:r>
-          </w:p>
-        </w:tc>
-      </w:tr>
-      <w:tr>
+        <w:trPr>
+          <w:trHeight w:val="215"/>
+        </w:trPr>
         <w:tc>
           <w:tcPr>
             <w:tcW w:type="dxa" w:w="1277"/>
@@ -3503,6 +3570,9 @@
         <w:gridCol w:w="856"/>
       </w:tblGrid>
       <w:tr>
+        <w:trPr>
+          <w:trHeight w:val="20"/>
+        </w:trPr>
         <w:tc>
           <w:tcPr>
             <w:tcW w:type="dxa" w:w="501"/>
@@ -3733,6 +3803,9 @@
         </w:tc>
       </w:tr>
       <w:tr>
+        <w:trPr>
+          <w:trHeight w:val="230"/>
+        </w:trPr>
         <w:tc>
           <w:tcPr>
             <w:tcW w:type="dxa" w:w="501"/>
@@ -3860,6 +3933,9 @@
         </w:tc>
       </w:tr>
       <w:tr>
+        <w:trPr>
+          <w:trHeight w:val="1695"/>
+        </w:trPr>
         <w:tc>
           <w:tcPr>
             <w:tcW w:type="dxa" w:w="501"/>
@@ -3967,6 +4043,9 @@
         </w:tc>
       </w:tr>
       <w:tr>
+        <w:trPr>
+          <w:trHeight w:val="20"/>
+        </w:trPr>
         <w:tc>
           <w:tcPr>
             <w:tcW w:type="dxa" w:w="501"/>
@@ -4200,6 +4279,9 @@
         </w:tc>
       </w:tr>
       <w:tr>
+        <w:trPr>
+          <w:trHeight w:val="20"/>
+        </w:trPr>
         <w:tc>
           <w:tcPr>
             <w:tcW w:type="dxa" w:w="501"/>
@@ -4328,6 +4410,9 @@
         </w:tc>
       </w:tr>
       <w:tr>
+        <w:trPr>
+          <w:trHeight w:val="20"/>
+        </w:trPr>
         <w:tc>
           <w:tcPr>
             <w:tcW w:type="dxa" w:w="501"/>
@@ -4426,6 +4511,9 @@
         </w:tc>
       </w:tr>
       <w:tr>
+        <w:trPr>
+          <w:trHeight w:val="20"/>
+        </w:trPr>
         <w:tc>
           <w:tcPr>
             <w:tcW w:type="dxa" w:w="501"/>
@@ -4629,6 +4717,9 @@
         </w:tc>
       </w:tr>
       <w:tr>
+        <w:trPr>
+          <w:trHeight w:val="20"/>
+        </w:trPr>
         <w:tc>
           <w:tcPr>
             <w:tcW w:type="dxa" w:w="501"/>
@@ -4832,6 +4923,9 @@
         </w:tc>
       </w:tr>
       <w:tr>
+        <w:trPr>
+          <w:trHeight w:val="20"/>
+        </w:trPr>
         <w:tc>
           <w:tcPr>
             <w:tcW w:type="dxa" w:w="501"/>
@@ -5035,6 +5129,9 @@
         </w:tc>
       </w:tr>
       <w:tr>
+        <w:trPr>
+          <w:trHeight w:val="20"/>
+        </w:trPr>
         <w:tc>
           <w:tcPr>
             <w:tcW w:type="dxa" w:w="501"/>
@@ -5238,6 +5335,9 @@
         </w:tc>
       </w:tr>
       <w:tr>
+        <w:trPr>
+          <w:trHeight w:val="20"/>
+        </w:trPr>
         <w:tc>
           <w:tcPr>
             <w:tcW w:type="dxa" w:w="501"/>
@@ -5441,6 +5541,9 @@
         </w:tc>
       </w:tr>
       <w:tr>
+        <w:trPr>
+          <w:trHeight w:val="20"/>
+        </w:trPr>
         <w:tc>
           <w:tcPr>
             <w:tcW w:type="dxa" w:w="501"/>
@@ -5644,6 +5747,9 @@
         </w:tc>
       </w:tr>
       <w:tr>
+        <w:trPr>
+          <w:trHeight w:val="20"/>
+        </w:trPr>
         <w:tc>
           <w:tcPr>
             <w:tcW w:type="dxa" w:w="501"/>
@@ -5847,6 +5953,9 @@
         </w:tc>
       </w:tr>
       <w:tr>
+        <w:trPr>
+          <w:trHeight w:val="20"/>
+        </w:trPr>
         <w:tc>
           <w:tcPr>
             <w:tcW w:type="dxa" w:w="501"/>
@@ -6050,6 +6159,9 @@
         </w:tc>
       </w:tr>
       <w:tr>
+        <w:trPr>
+          <w:trHeight w:val="20"/>
+        </w:trPr>
         <w:tc>
           <w:tcPr>
             <w:tcW w:type="dxa" w:w="501"/>
@@ -6253,6 +6365,9 @@
         </w:tc>
       </w:tr>
       <w:tr>
+        <w:trPr>
+          <w:trHeight w:val="20"/>
+        </w:trPr>
         <w:tc>
           <w:tcPr>
             <w:tcW w:type="dxa" w:w="501"/>
@@ -6366,6 +6481,9 @@
         </w:tc>
       </w:tr>
       <w:tr>
+        <w:trPr>
+          <w:trHeight w:val="20"/>
+        </w:trPr>
         <w:tc>
           <w:tcPr>
             <w:tcW w:type="dxa" w:w="501"/>
@@ -6569,6 +6687,9 @@
         </w:tc>
       </w:tr>
       <w:tr>
+        <w:trPr>
+          <w:trHeight w:val="20"/>
+        </w:trPr>
         <w:tc>
           <w:tcPr>
             <w:tcW w:type="dxa" w:w="501"/>
@@ -6772,6 +6893,9 @@
         </w:tc>
       </w:tr>
       <w:tr>
+        <w:trPr>
+          <w:trHeight w:val="20"/>
+        </w:trPr>
         <w:tc>
           <w:tcPr>
             <w:tcW w:type="dxa" w:w="501"/>
@@ -6975,6 +7099,9 @@
         </w:tc>
       </w:tr>
       <w:tr>
+        <w:trPr>
+          <w:trHeight w:val="20"/>
+        </w:trPr>
         <w:tc>
           <w:tcPr>
             <w:tcW w:type="dxa" w:w="501"/>
@@ -7178,6 +7305,9 @@
         </w:tc>
       </w:tr>
       <w:tr>
+        <w:trPr>
+          <w:trHeight w:val="20"/>
+        </w:trPr>
         <w:tc>
           <w:tcPr>
             <w:tcW w:type="dxa" w:w="501"/>
@@ -7381,6 +7511,9 @@
         </w:tc>
       </w:tr>
       <w:tr>
+        <w:trPr>
+          <w:trHeight w:val="20"/>
+        </w:trPr>
         <w:tc>
           <w:tcPr>
             <w:tcW w:type="dxa" w:w="501"/>
@@ -7584,6 +7717,9 @@
         </w:tc>
       </w:tr>
       <w:tr>
+        <w:trPr>
+          <w:trHeight w:val="20"/>
+        </w:trPr>
         <w:tc>
           <w:tcPr>
             <w:tcW w:type="dxa" w:w="501"/>
@@ -7787,6 +7923,9 @@
         </w:tc>
       </w:tr>
       <w:tr>
+        <w:trPr>
+          <w:trHeight w:val="20"/>
+        </w:trPr>
         <w:tc>
           <w:tcPr>
             <w:tcW w:type="dxa" w:w="501"/>
@@ -7990,6 +8129,9 @@
         </w:tc>
       </w:tr>
       <w:tr>
+        <w:trPr>
+          <w:trHeight w:val="20"/>
+        </w:trPr>
         <w:tc>
           <w:tcPr>
             <w:tcW w:type="dxa" w:w="501"/>
@@ -8193,6 +8335,9 @@
         </w:tc>
       </w:tr>
       <w:tr>
+        <w:trPr>
+          <w:trHeight w:val="20"/>
+        </w:trPr>
         <w:tc>
           <w:tcPr>
             <w:tcW w:type="dxa" w:w="501"/>
@@ -8411,6 +8556,9 @@
         </w:tc>
       </w:tr>
       <w:tr>
+        <w:trPr>
+          <w:trHeight w:val="20"/>
+        </w:trPr>
         <w:tc>
           <w:tcPr>
             <w:tcW w:type="dxa" w:w="501"/>
@@ -8629,6 +8777,9 @@
         </w:tc>
       </w:tr>
       <w:tr>
+        <w:trPr>
+          <w:trHeight w:val="20"/>
+        </w:trPr>
         <w:tc>
           <w:tcPr>
             <w:tcW w:type="dxa" w:w="501"/>
@@ -8847,6 +8998,9 @@
         </w:tc>
       </w:tr>
       <w:tr>
+        <w:trPr>
+          <w:trHeight w:val="20"/>
+        </w:trPr>
         <w:tc>
           <w:tcPr>
             <w:tcW w:type="dxa" w:w="501"/>
@@ -9065,6 +9219,9 @@
         </w:tc>
       </w:tr>
       <w:tr>
+        <w:trPr>
+          <w:trHeight w:val="20"/>
+        </w:trPr>
         <w:tc>
           <w:tcPr>
             <w:tcW w:type="dxa" w:w="501"/>
@@ -9283,6 +9440,9 @@
         </w:tc>
       </w:tr>
       <w:tr>
+        <w:trPr>
+          <w:trHeight w:val="20"/>
+        </w:trPr>
         <w:tc>
           <w:tcPr>
             <w:tcW w:type="dxa" w:w="501"/>
@@ -9501,6 +9661,9 @@
         </w:tc>
       </w:tr>
       <w:tr>
+        <w:trPr>
+          <w:trHeight w:val="20"/>
+        </w:trPr>
         <w:tc>
           <w:tcPr>
             <w:tcW w:type="dxa" w:w="501"/>
@@ -9719,6 +9882,9 @@
         </w:tc>
       </w:tr>
       <w:tr>
+        <w:trPr>
+          <w:trHeight w:val="20"/>
+        </w:trPr>
         <w:tc>
           <w:tcPr>
             <w:tcW w:type="dxa" w:w="501"/>
@@ -9832,6 +9998,9 @@
         </w:tc>
       </w:tr>
       <w:tr>
+        <w:trPr>
+          <w:trHeight w:val="20"/>
+        </w:trPr>
         <w:tc>
           <w:tcPr>
             <w:tcW w:type="dxa" w:w="501"/>

--- a/KTP/КТП МДК 02.01 С-22.docx
+++ b/KTP/КТП МДК 02.01 С-22.docx
@@ -1,6 +1,6 @@
 
 <file path=word/document.xml><?xml version="1.0" encoding="utf-8"?>
-<w:document xmlns:mc="http://schemas.openxmlformats.org/markup-compatibility/2006" xmlns:w="http://schemas.openxmlformats.org/wordprocessingml/2006/main" mc:Ignorable="w14 wp14">
+<w:document xmlns:mc="http://schemas.openxmlformats.org/markup-compatibility/2006" xmlns:ns2="http://schemas.microsoft.com/office/word/2010/wordml" xmlns:w="http://schemas.openxmlformats.org/wordprocessingml/2006/main" mc:Ignorable="w14 wp14">
   <w:body>
     <w:p>
       <w:pPr>
@@ -2705,7 +2705,7 @@
           </w:p>
         </w:tc>
       </w:tr>
-      <w:tr xmlns:ns2="http://schemas.microsoft.com/office/word/2010/wordml" xmlns:a="http://schemas.openxmlformats.org/drawingml/2006/main" xmlns:ns4="http://schemas.microsoft.com/office/word/2010/wordprocessingDrawing" xmlns:ns7="http://schemas.microsoft.com/office/drawing/2010/main" xmlns:o="urn:schemas-microsoft-com:office:office" xmlns:v="urn:schemas-microsoft-com:vml" xmlns:wp="http://schemas.openxmlformats.org/drawingml/2006/wordprocessingDrawing" xmlns:wps="http://schemas.microsoft.com/office/word/2010/wordprocessingShape" ns2:paraId="5D6EF380" ns2:textId="77777777">
+      <w:tr ns2:paraId="5D6EF380" ns2:textId="77777777">
         <w:trPr>
           <w:trHeight w:val="215"/>
         </w:trPr>
@@ -4663,7 +4663,7 @@
                 <w:b w:val="0"/>
                 <w:sz w:val="20"/>
               </w:rPr>
-              <w:t>ОИ1</w:t>
+              <w:t xml:space="preserve">ДИ7</w:t>
             </w:r>
           </w:p>
         </w:tc>
@@ -4684,7 +4684,7 @@
                 <w:b w:val="0"/>
                 <w:sz w:val="20"/>
               </w:rPr>
-              <w:t xml:space="preserve">ДИ 7, с. 3-20</w:t>
+              <w:t xml:space="preserve">с. 3-20</w:t>
             </w:r>
           </w:p>
         </w:tc>
@@ -4869,7 +4869,7 @@
                 <w:b w:val="0"/>
                 <w:sz w:val="20"/>
               </w:rPr>
-              <w:t>ОИ1</w:t>
+              <w:t xml:space="preserve">ДИ6</w:t>
             </w:r>
           </w:p>
         </w:tc>
@@ -4890,7 +4890,7 @@
                 <w:b w:val="0"/>
                 <w:sz w:val="20"/>
               </w:rPr>
-              <w:t xml:space="preserve">ДИ 6, с. 3-12</w:t>
+              <w:t xml:space="preserve">с. 3-12</w:t>
             </w:r>
           </w:p>
         </w:tc>
@@ -5075,7 +5075,7 @@
                 <w:b w:val="0"/>
                 <w:sz w:val="20"/>
               </w:rPr>
-              <w:t>ОИ1</w:t>
+              <w:t xml:space="preserve">ДИ3</w:t>
             </w:r>
           </w:p>
         </w:tc>
@@ -5096,7 +5096,7 @@
                 <w:b w:val="0"/>
                 <w:sz w:val="20"/>
               </w:rPr>
-              <w:t xml:space="preserve">ДИ 3, с. 12-30</w:t>
+              <w:t xml:space="preserve">с. 12-30</w:t>
             </w:r>
           </w:p>
         </w:tc>
@@ -5281,7 +5281,7 @@
                 <w:b w:val="0"/>
                 <w:sz w:val="20"/>
               </w:rPr>
-              <w:t>ОИ1</w:t>
+              <w:t xml:space="preserve">ДИ3</w:t>
             </w:r>
           </w:p>
         </w:tc>
@@ -5302,7 +5302,7 @@
                 <w:b w:val="0"/>
                 <w:sz w:val="20"/>
               </w:rPr>
-              <w:t xml:space="preserve">ДИ 3, с. 31-48</w:t>
+              <w:t xml:space="preserve">с. 31-48</w:t>
             </w:r>
           </w:p>
         </w:tc>
@@ -5487,7 +5487,7 @@
                 <w:b w:val="0"/>
                 <w:sz w:val="20"/>
               </w:rPr>
-              <w:t>ОИ1</w:t>
+              <w:t xml:space="preserve">ДИ3</w:t>
             </w:r>
           </w:p>
         </w:tc>
@@ -5508,7 +5508,7 @@
                 <w:b w:val="0"/>
                 <w:sz w:val="20"/>
               </w:rPr>
-              <w:t xml:space="preserve">ДИ 3, с. 49-66</w:t>
+              <w:t xml:space="preserve">с. 49-66</w:t>
             </w:r>
           </w:p>
         </w:tc>
@@ -5693,7 +5693,7 @@
                 <w:b w:val="0"/>
                 <w:sz w:val="20"/>
               </w:rPr>
-              <w:t>ОИ1</w:t>
+              <w:t xml:space="preserve">ДИ6</w:t>
             </w:r>
           </w:p>
         </w:tc>
@@ -5714,7 +5714,7 @@
                 <w:b w:val="0"/>
                 <w:sz w:val="20"/>
               </w:rPr>
-              <w:t xml:space="preserve">ДИ 6, с. 13-30</w:t>
+              <w:t xml:space="preserve">с. 13-30</w:t>
             </w:r>
           </w:p>
         </w:tc>
@@ -5899,7 +5899,7 @@
                 <w:b w:val="0"/>
                 <w:sz w:val="20"/>
               </w:rPr>
-              <w:t>ОИ1</w:t>
+              <w:t xml:space="preserve">ДИ6</w:t>
             </w:r>
           </w:p>
         </w:tc>
@@ -5920,7 +5920,7 @@
                 <w:b w:val="0"/>
                 <w:sz w:val="20"/>
               </w:rPr>
-              <w:t xml:space="preserve">ДИ 6, с. 31-48</w:t>
+              <w:t xml:space="preserve">с. 31-48</w:t>
             </w:r>
           </w:p>
         </w:tc>
@@ -6105,7 +6105,7 @@
                 <w:b w:val="0"/>
                 <w:sz w:val="20"/>
               </w:rPr>
-              <w:t>ОИ1</w:t>
+              <w:t xml:space="preserve">ДИ6</w:t>
             </w:r>
           </w:p>
         </w:tc>
@@ -6126,7 +6126,7 @@
                 <w:b w:val="0"/>
                 <w:sz w:val="20"/>
               </w:rPr>
-              <w:t xml:space="preserve">ДИ 6, с. 49-64</w:t>
+              <w:t xml:space="preserve">с. 49-64</w:t>
             </w:r>
           </w:p>
         </w:tc>
@@ -6311,7 +6311,7 @@
                 <w:b w:val="0"/>
                 <w:sz w:val="20"/>
               </w:rPr>
-              <w:t>ОИ1</w:t>
+              <w:t xml:space="preserve">ДИ5</w:t>
             </w:r>
           </w:p>
         </w:tc>
@@ -6332,7 +6332,7 @@
                 <w:b w:val="0"/>
                 <w:sz w:val="20"/>
               </w:rPr>
-              <w:t xml:space="preserve">ДИ 5, с. 10-28</w:t>
+              <w:t xml:space="preserve">с. 10-28</w:t>
             </w:r>
           </w:p>
         </w:tc>
@@ -6633,7 +6633,7 @@
                 <w:b w:val="0"/>
                 <w:sz w:val="20"/>
               </w:rPr>
-              <w:t>ОИ1</w:t>
+              <w:t xml:space="preserve">ДИ1</w:t>
             </w:r>
           </w:p>
         </w:tc>
@@ -6654,7 +6654,7 @@
                 <w:b w:val="0"/>
                 <w:sz w:val="20"/>
               </w:rPr>
-              <w:t xml:space="preserve">ДИ 1, с. 8-22</w:t>
+              <w:t xml:space="preserve">с. 8-22</w:t>
             </w:r>
           </w:p>
         </w:tc>
@@ -6839,7 +6839,7 @@
                 <w:b w:val="0"/>
                 <w:sz w:val="20"/>
               </w:rPr>
-              <w:t>ОИ1</w:t>
+              <w:t xml:space="preserve">ДИ1</w:t>
             </w:r>
           </w:p>
         </w:tc>
@@ -6860,7 +6860,7 @@
                 <w:b w:val="0"/>
                 <w:sz w:val="20"/>
               </w:rPr>
-              <w:t xml:space="preserve">ДИ 1, с. 23-38</w:t>
+              <w:t xml:space="preserve">с. 23-38</w:t>
             </w:r>
           </w:p>
         </w:tc>
@@ -7045,7 +7045,7 @@
                 <w:b w:val="0"/>
                 <w:sz w:val="20"/>
               </w:rPr>
-              <w:t>ОИ1</w:t>
+              <w:t xml:space="preserve">ДИ1</w:t>
             </w:r>
           </w:p>
         </w:tc>
@@ -7066,7 +7066,7 @@
                 <w:b w:val="0"/>
                 <w:sz w:val="20"/>
               </w:rPr>
-              <w:t xml:space="preserve">ДИ 1, с. 39-54</w:t>
+              <w:t xml:space="preserve">с. 39-54</w:t>
             </w:r>
           </w:p>
         </w:tc>
@@ -7251,7 +7251,7 @@
                 <w:b w:val="0"/>
                 <w:sz w:val="20"/>
               </w:rPr>
-              <w:t>ОИ1</w:t>
+              <w:t xml:space="preserve">ДИ1</w:t>
             </w:r>
           </w:p>
         </w:tc>
@@ -7272,7 +7272,7 @@
                 <w:b w:val="0"/>
                 <w:sz w:val="20"/>
               </w:rPr>
-              <w:t xml:space="preserve">ДИ 1, с. 55-70</w:t>
+              <w:t xml:space="preserve">с. 55-70</w:t>
             </w:r>
           </w:p>
         </w:tc>
@@ -7457,7 +7457,7 @@
                 <w:b w:val="0"/>
                 <w:sz w:val="20"/>
               </w:rPr>
-              <w:t>ОИ1</w:t>
+              <w:t xml:space="preserve">ДИ1</w:t>
             </w:r>
           </w:p>
         </w:tc>
@@ -7478,7 +7478,7 @@
                 <w:b w:val="0"/>
                 <w:sz w:val="20"/>
               </w:rPr>
-              <w:t xml:space="preserve">ДИ 1, с. 71-86</w:t>
+              <w:t xml:space="preserve">с. 71-86</w:t>
             </w:r>
           </w:p>
         </w:tc>
@@ -7663,7 +7663,7 @@
                 <w:b w:val="0"/>
                 <w:sz w:val="20"/>
               </w:rPr>
-              <w:t>ОИ1</w:t>
+              <w:t xml:space="preserve">ДИ1</w:t>
             </w:r>
           </w:p>
         </w:tc>
@@ -7684,7 +7684,7 @@
                 <w:b w:val="0"/>
                 <w:sz w:val="20"/>
               </w:rPr>
-              <w:t xml:space="preserve">ДИ 1, с. 87-102</w:t>
+              <w:t xml:space="preserve">с. 87-102</w:t>
             </w:r>
           </w:p>
         </w:tc>
@@ -7869,7 +7869,7 @@
                 <w:b w:val="0"/>
                 <w:sz w:val="20"/>
               </w:rPr>
-              <w:t>ОИ1</w:t>
+              <w:t xml:space="preserve">ОИ1</w:t>
             </w:r>
           </w:p>
         </w:tc>
@@ -7890,7 +7890,7 @@
                 <w:b w:val="0"/>
                 <w:sz w:val="20"/>
               </w:rPr>
-              <w:t xml:space="preserve">ОИ 1, с. 6-20</w:t>
+              <w:t xml:space="preserve">с. 6-20</w:t>
             </w:r>
           </w:p>
         </w:tc>
@@ -8075,7 +8075,7 @@
                 <w:b w:val="0"/>
                 <w:sz w:val="20"/>
               </w:rPr>
-              <w:t>ОИ1</w:t>
+              <w:t xml:space="preserve">ОИ1</w:t>
             </w:r>
           </w:p>
         </w:tc>
@@ -8096,7 +8096,7 @@
                 <w:b w:val="0"/>
                 <w:sz w:val="20"/>
               </w:rPr>
-              <w:t xml:space="preserve">ОИ 1, с. 21-36</w:t>
+              <w:t xml:space="preserve">с. 21-36</w:t>
             </w:r>
           </w:p>
         </w:tc>
@@ -8281,7 +8281,7 @@
                 <w:b w:val="0"/>
                 <w:sz w:val="20"/>
               </w:rPr>
-              <w:t>ОИ1</w:t>
+              <w:t xml:space="preserve">ОИ1</w:t>
             </w:r>
           </w:p>
         </w:tc>
@@ -8302,7 +8302,7 @@
                 <w:b w:val="0"/>
                 <w:sz w:val="20"/>
               </w:rPr>
-              <w:t xml:space="preserve">ОИ 1, с. 37-52</w:t>
+              <w:t xml:space="preserve">с. 37-52</w:t>
             </w:r>
           </w:p>
         </w:tc>

--- a/KTP/КТП МДК 02.01 С-22.docx
+++ b/KTP/КТП МДК 02.01 С-22.docx
@@ -459,7 +459,7 @@
           <w:sz w:val="24"/>
           <w:u w:val="single"/>
         </w:rPr>
-        <w:t>50</w:t>
+        <w:t>48</w:t>
       </w:r>
       <w:r>
         <w:rPr>
@@ -527,7 +527,7 @@
           <w:sz w:val="24"/>
           <w:u w:val="single"/>
         </w:rPr>
-        <w:t>50</w:t>
+        <w:t>48</w:t>
       </w:r>
       <w:r>
         <w:rPr>
@@ -576,7 +576,7 @@
           <w:sz w:val="24"/>
           <w:u w:val="single"/>
         </w:rPr>
-        <w:t>36</w:t>
+        <w:t>34</w:t>
       </w:r>
       <w:r>
         <w:rPr>
@@ -585,7 +585,7 @@
           <w:sz w:val="24"/>
           <w:u w:val="none"/>
         </w:rPr>
-        <w:t>___ (часов);                    практические занятия __</w:t>
+        <w:t>___ (часа);                    практические занятия __</w:t>
       </w:r>
       <w:r>
         <w:rPr>
@@ -1797,7 +1797,7 @@
                 <w:b/>
                 <w:sz w:val="20"/>
               </w:rPr>
-              <w:t>50</w:t>
+              <w:t xml:space="preserve">48</w:t>
             </w:r>
           </w:p>
         </w:tc>
@@ -1818,7 +1818,7 @@
                 <w:b/>
                 <w:sz w:val="20"/>
               </w:rPr>
-              <w:t>50</w:t>
+              <w:t xml:space="preserve">48</w:t>
             </w:r>
           </w:p>
         </w:tc>
@@ -1839,7 +1839,7 @@
                 <w:b/>
                 <w:sz w:val="20"/>
               </w:rPr>
-              <w:t>36</w:t>
+              <w:t xml:space="preserve">34</w:t>
             </w:r>
           </w:p>
         </w:tc>
@@ -1881,7 +1881,7 @@
                 <w:b/>
                 <w:sz w:val="20"/>
               </w:rPr>
-              <w:t>12</w:t>
+              <w:t xml:space="preserve">12</w:t>
             </w:r>
           </w:p>
         </w:tc>
@@ -3323,7 +3323,7 @@
                 <w:b/>
                 <w:sz w:val="20"/>
               </w:rPr>
-              <w:t>50</w:t>
+              <w:t xml:space="preserve">48</w:t>
             </w:r>
           </w:p>
         </w:tc>
@@ -3344,7 +3344,7 @@
                 <w:b/>
                 <w:sz w:val="20"/>
               </w:rPr>
-              <w:t>50</w:t>
+              <w:t xml:space="preserve">48</w:t>
             </w:r>
           </w:p>
         </w:tc>
@@ -3365,7 +3365,7 @@
                 <w:b/>
                 <w:sz w:val="20"/>
               </w:rPr>
-              <w:t>38</w:t>
+              <w:t xml:space="preserve">36</w:t>
             </w:r>
           </w:p>
         </w:tc>
@@ -3407,7 +3407,7 @@
                 <w:b/>
                 <w:sz w:val="20"/>
               </w:rPr>
-              <w:t>12</w:t>
+              <w:t xml:space="preserve">12</w:t>
             </w:r>
           </w:p>
         </w:tc>
@@ -4326,7 +4326,7 @@
                 <w:b/>
                 <w:sz w:val="20"/>
               </w:rPr>
-              <w:t>50</w:t>
+              <w:t xml:space="preserve">48</w:t>
             </w:r>
           </w:p>
         </w:tc>
@@ -4457,7 +4457,7 @@
                 <w:b/>
                 <w:sz w:val="20"/>
               </w:rPr>
-              <w:t>18</w:t>
+              <w:t xml:space="preserve">20</w:t>
             </w:r>
           </w:p>
         </w:tc>
@@ -4531,7 +4531,7 @@
                 <w:b w:val="0"/>
                 <w:sz w:val="20"/>
               </w:rPr>
-              <w:t>1</w:t>
+              <w:t xml:space="preserve">1</w:t>
             </w:r>
           </w:p>
         </w:tc>
@@ -4737,7 +4737,7 @@
                 <w:b w:val="0"/>
                 <w:sz w:val="20"/>
               </w:rPr>
-              <w:t>2</w:t>
+              <w:t xml:space="preserve">2</w:t>
             </w:r>
           </w:p>
         </w:tc>
@@ -4943,7 +4943,7 @@
                 <w:b w:val="0"/>
                 <w:sz w:val="20"/>
               </w:rPr>
-              <w:t>3</w:t>
+              <w:t xml:space="preserve">3</w:t>
             </w:r>
           </w:p>
         </w:tc>
@@ -5149,7 +5149,7 @@
                 <w:b w:val="0"/>
                 <w:sz w:val="20"/>
               </w:rPr>
-              <w:t>4</w:t>
+              <w:t xml:space="preserve">4</w:t>
             </w:r>
           </w:p>
         </w:tc>
@@ -5355,7 +5355,7 @@
                 <w:b w:val="0"/>
                 <w:sz w:val="20"/>
               </w:rPr>
-              <w:t>5</w:t>
+              <w:t xml:space="preserve">5</w:t>
             </w:r>
           </w:p>
         </w:tc>
@@ -5376,7 +5376,7 @@
                 <w:b w:val="0"/>
                 <w:sz w:val="20"/>
               </w:rPr>
-              <w:t>Основные понятия о гибких автоматизированных производствах. Технические характеристики промышленных роботов. Применяемые приводы, преобразователи, датчики. Виды систем управления роботами, конфигурация оборудования, технические характеристики. Состав оборудования, аппаратуры и приборов управления, контроля и диагностики металлообрабатывающих комплексов.</w:t>
+              <w:t xml:space="preserve">Классификация автоматических станочных систем различного назначения. Эксплуатационные характеристики. Общие требования.Основные понятия о гибких автоматизированных производствах. Технические характеристики промышленных роботов. Применяемые приводы, преобразователи, датчики. Виды систем управления роботами, конфигурация оборудования, технические характеристики. Состав оборудования, аппаратуры и приборов управления, контроля и диагностики металлообрабатывающих комплексов.</w:t>
             </w:r>
           </w:p>
         </w:tc>
@@ -5561,7 +5561,7 @@
                 <w:b w:val="0"/>
                 <w:sz w:val="20"/>
               </w:rPr>
-              <w:t>6</w:t>
+              <w:t xml:space="preserve">6</w:t>
             </w:r>
           </w:p>
         </w:tc>
@@ -5582,7 +5582,7 @@
                 <w:b w:val="0"/>
                 <w:sz w:val="20"/>
               </w:rPr>
-              <w:t>Структурная и принципиальная электрическая схема и принципы работы "интеллектуальных" датчиков, ультразвуковых установок. Типовая форма протокол о приемке электрооборудования после индивидуального испытания. Типовая форма акта функциональных (поузловых) испытаний электрооборудования.</w:t>
+              <w:t xml:space="preserve">Диагностическое оборудование, приборы, аппаратура, инструменты, технология вспомогательных наладочных работ со следящей аппаратурой и ее блоками. Устройство диагностической аппаратуры, созданной на базе микропроцессорной техники, программное обеспечение, интерфейсы. Структурная и принципиальная электрическая схема электронных устройств, подавляющих радиопомехи.</w:t>
             </w:r>
           </w:p>
         </w:tc>
@@ -5603,7 +5603,7 @@
                 <w:b w:val="0"/>
                 <w:sz w:val="20"/>
               </w:rPr>
-              <w:t>2</w:t>
+              <w:t xml:space="preserve">2</w:t>
             </w:r>
           </w:p>
         </w:tc>
@@ -5611,7 +5611,11 @@
           <w:tcPr>
             <w:tcW w:type="dxa" w:w="709"/>
           </w:tcPr>
-          <w:p/>
+          <w:p>
+            <w:r>
+              <w:t xml:space="preserve"/>
+            </w:r>
+          </w:p>
         </w:tc>
         <w:tc>
           <w:tcPr>
@@ -5630,7 +5634,7 @@
                 <w:b w:val="0"/>
                 <w:sz w:val="20"/>
               </w:rPr>
-              <w:t>Урок</w:t>
+              <w:t xml:space="preserve">Урок</w:t>
             </w:r>
           </w:p>
         </w:tc>
@@ -5651,7 +5655,7 @@
                 <w:b w:val="0"/>
                 <w:sz w:val="20"/>
               </w:rPr>
-              <w:t>ОК 1 - ОК 7, ОК 9</w:t>
+              <w:t xml:space="preserve">ОК 1 - ОК 7, ОК 9</w:t>
             </w:r>
           </w:p>
         </w:tc>
@@ -5672,7 +5676,7 @@
                 <w:b w:val="0"/>
                 <w:sz w:val="20"/>
               </w:rPr>
-              <w:t>ПК 2.1 - ПК 2.2</w:t>
+              <w:t xml:space="preserve">ПК 2.1 - ПК 2.2</w:t>
             </w:r>
           </w:p>
         </w:tc>
@@ -5693,7 +5697,7 @@
                 <w:b w:val="0"/>
                 <w:sz w:val="20"/>
               </w:rPr>
-              <w:t xml:space="preserve">ДИ6</w:t>
+              <w:t xml:space="preserve">ДИ3</w:t>
             </w:r>
           </w:p>
         </w:tc>
@@ -5714,7 +5718,7 @@
                 <w:b w:val="0"/>
                 <w:sz w:val="20"/>
               </w:rPr>
-              <w:t xml:space="preserve">с. 13-30</w:t>
+              <w:t xml:space="preserve">с. 67-84</w:t>
             </w:r>
           </w:p>
         </w:tc>
@@ -5735,7 +5739,7 @@
                 <w:b w:val="0"/>
                 <w:sz w:val="20"/>
               </w:rPr>
-              <w:t>Текущий контроль</w:t>
+              <w:t xml:space="preserve">Текущий контроль</w:t>
             </w:r>
           </w:p>
         </w:tc>
@@ -5743,7 +5747,11 @@
           <w:tcPr>
             <w:tcW w:type="dxa" w:w="856"/>
           </w:tcPr>
-          <w:p/>
+          <w:p>
+            <w:r>
+              <w:t xml:space="preserve"/>
+            </w:r>
+          </w:p>
         </w:tc>
       </w:tr>
       <w:tr>
@@ -5767,7 +5775,7 @@
                 <w:b w:val="0"/>
                 <w:sz w:val="20"/>
               </w:rPr>
-              <w:t>7</w:t>
+              <w:t xml:space="preserve">7</w:t>
             </w:r>
           </w:p>
         </w:tc>
@@ -5788,7 +5796,7 @@
                 <w:b w:val="0"/>
                 <w:sz w:val="20"/>
               </w:rPr>
-              <w:t>Техническая документация приборов для измерения электрических величин. Техническая документация приборов измерения и контроля давления. Техническая документация приборов измерения и контроля температуры. Техническая документация приборов измерения и контроля уровня. Техническая документация приборов измерения количества жидкостей и газов. Техническая документация приборов измерения качества технологических жидкостей и материалов.</w:t>
+              <w:t xml:space="preserve">Структурная и принципиальная электрическая схема и принципы работы "интеллектуальных" датчиков, ультразвуковых установок. Типовая форма протокол о приемке электрооборудования после индивидуального испытания. Типовая форма акта функциональных (поузловых) испытаний электрооборудования.Типовая форма акта комплексной приемочной комиссии о готовности электрооборудования пускового комплекса к комплексному опробованию. Типовая форма акта комплексной приемочной комиссии о готовности электрооборудования пускового комплекса к вводу объекта в промышленную эксплуатацию.</w:t>
             </w:r>
           </w:p>
         </w:tc>
@@ -5920,7 +5928,7 @@
                 <w:b w:val="0"/>
                 <w:sz w:val="20"/>
               </w:rPr>
-              <w:t xml:space="preserve">с. 31-48</w:t>
+              <w:t xml:space="preserve">с. 13-30</w:t>
             </w:r>
           </w:p>
         </w:tc>
@@ -5973,7 +5981,7 @@
                 <w:b w:val="0"/>
                 <w:sz w:val="20"/>
               </w:rPr>
-              <w:t>8</w:t>
+              <w:t xml:space="preserve">8</w:t>
             </w:r>
           </w:p>
         </w:tc>
@@ -5994,7 +6002,7 @@
                 <w:b w:val="0"/>
                 <w:sz w:val="20"/>
               </w:rPr>
-              <w:t>. Техническая документация приборов измерения и контроля вибрации. Техническая документация приборов измерения и контроля загазованности. Техническая документация системы автоматического пожаротушения и видеонаблюдения, телевизионного и телеконтролирующего оборудования. Техническая документация блоков управления приводом задвижки. Техническая документация систем автоматического регулирования давления.</w:t>
+              <w:t>Техническая документация приборов для измерения электрических величин. Техническая документация приборов измерения и контроля давления. Техническая документация приборов измерения и контроля температуры. Техническая документация приборов измерения и контроля уровня. Техническая документация приборов измерения количества жидкостей и газов. Техническая документация приборов измерения качества технологических жидкостей и материалов.</w:t>
             </w:r>
           </w:p>
         </w:tc>
@@ -6126,7 +6134,7 @@
                 <w:b w:val="0"/>
                 <w:sz w:val="20"/>
               </w:rPr>
-              <w:t xml:space="preserve">с. 49-64</w:t>
+              <w:t xml:space="preserve">с. 31-48</w:t>
             </w:r>
           </w:p>
         </w:tc>
@@ -6179,7 +6187,7 @@
                 <w:b w:val="0"/>
                 <w:sz w:val="20"/>
               </w:rPr>
-              <w:t>9</w:t>
+              <w:t xml:space="preserve">9</w:t>
             </w:r>
           </w:p>
         </w:tc>
@@ -6200,7 +6208,7 @@
                 <w:b w:val="0"/>
                 <w:sz w:val="20"/>
               </w:rPr>
-              <w:t>Техническая документация микропроцессорных систем автоматики. Принципиальные электрические схемы системы автоматики измерения и контроля объекта. Принципиальные электрические схемы системы автоматики автоматического регулирования объекта. Принципиальные электрические схемы микропроцессорных систем автоматики</w:t>
+              <w:t>. Техническая документация приборов измерения и контроля вибрации. Техническая документация приборов измерения и контроля загазованности. Техническая документация системы автоматического пожаротушения и видеонаблюдения, телевизионного и телеконтролирующего оборудования. Техническая документация блоков управления приводом задвижки. Техническая документация систем автоматического регулирования давления.</w:t>
             </w:r>
           </w:p>
         </w:tc>
@@ -6311,7 +6319,7 @@
                 <w:b w:val="0"/>
                 <w:sz w:val="20"/>
               </w:rPr>
-              <w:t xml:space="preserve">ДИ5</w:t>
+              <w:t xml:space="preserve">ДИ6</w:t>
             </w:r>
           </w:p>
         </w:tc>
@@ -6332,7 +6340,7 @@
                 <w:b w:val="0"/>
                 <w:sz w:val="20"/>
               </w:rPr>
-              <w:t xml:space="preserve">с. 10-28</w:t>
+              <w:t xml:space="preserve">с. 49-64</w:t>
             </w:r>
           </w:p>
         </w:tc>
@@ -6371,107 +6379,197 @@
         <w:tc>
           <w:tcPr>
             <w:tcW w:type="dxa" w:w="501"/>
+            <w:vAlign w:val="center"/>
+          </w:tcPr>
+          <w:p>
+            <w:pPr>
+              <w:spacing w:before="0" w:after="0" w:line="240" w:lineRule="auto"/>
+              <w:jc w:val="center"/>
+            </w:pPr>
+            <w:r/>
+            <w:r>
+              <w:rPr>
+                <w:rFonts w:ascii="Times New Roman" w:hAnsi="Times New Roman" w:eastAsia="Times New Roman" w:cs="Times New Roman"/>
+                <w:b w:val="0"/>
+                <w:sz w:val="20"/>
+              </w:rPr>
+              <w:t xml:space="preserve">10</w:t>
+            </w:r>
+          </w:p>
+        </w:tc>
+        <w:tc>
+          <w:tcPr>
+            <w:tcW w:type="dxa" w:w="2933"/>
+            <w:vAlign w:val="center"/>
+          </w:tcPr>
+          <w:p>
+            <w:pPr>
+              <w:spacing w:before="0" w:after="0" w:line="240" w:lineRule="auto"/>
+              <w:jc w:val="left"/>
+            </w:pPr>
+            <w:r/>
+            <w:r>
+              <w:rPr>
+                <w:rFonts w:ascii="Times New Roman" w:hAnsi="Times New Roman" w:eastAsia="Times New Roman" w:cs="Times New Roman"/>
+                <w:b w:val="0"/>
+                <w:sz w:val="20"/>
+              </w:rPr>
+              <w:t>Техническая документация микропроцессорных систем автоматики. Принципиальные электрические схемы системы автоматики измерения и контроля объекта. Принципиальные электрические схемы системы автоматики автоматического регулирования объекта. Принципиальные электрические схемы микропроцессорных систем автоматики</w:t>
+            </w:r>
+          </w:p>
+        </w:tc>
+        <w:tc>
+          <w:tcPr>
+            <w:tcW w:type="dxa" w:w="668"/>
+            <w:vAlign w:val="center"/>
+          </w:tcPr>
+          <w:p>
+            <w:pPr>
+              <w:spacing w:before="0" w:after="0" w:line="240" w:lineRule="auto"/>
+              <w:jc w:val="center"/>
+            </w:pPr>
+            <w:r/>
+            <w:r>
+              <w:rPr>
+                <w:rFonts w:ascii="Times New Roman" w:hAnsi="Times New Roman" w:eastAsia="Times New Roman" w:cs="Times New Roman"/>
+                <w:b w:val="0"/>
+                <w:sz w:val="20"/>
+              </w:rPr>
+              <w:t>2</w:t>
+            </w:r>
+          </w:p>
+        </w:tc>
+        <w:tc>
+          <w:tcPr>
+            <w:tcW w:type="dxa" w:w="709"/>
           </w:tcPr>
           <w:p/>
         </w:tc>
         <w:tc>
           <w:tcPr>
-            <w:tcW w:type="dxa" w:w="2933"/>
-            <w:vAlign w:val="center"/>
-          </w:tcPr>
-          <w:p>
-            <w:pPr>
-              <w:spacing w:before="0" w:after="0" w:line="240" w:lineRule="auto"/>
-              <w:jc w:val="left"/>
-            </w:pPr>
-            <w:r/>
-            <w:r>
-              <w:rPr>
-                <w:rFonts w:ascii="Times New Roman" w:hAnsi="Times New Roman" w:eastAsia="Times New Roman" w:cs="Times New Roman"/>
-                <w:b/>
-                <w:sz w:val="20"/>
-              </w:rPr>
-              <w:t>Тема 1.2 Пусконаладочные работы на объекте</w:t>
-            </w:r>
-          </w:p>
-        </w:tc>
-        <w:tc>
-          <w:tcPr>
-            <w:tcW w:type="dxa" w:w="668"/>
-            <w:vAlign w:val="center"/>
-          </w:tcPr>
-          <w:p>
-            <w:pPr>
-              <w:spacing w:before="0" w:after="0" w:line="240" w:lineRule="auto"/>
-              <w:jc w:val="center"/>
-            </w:pPr>
-            <w:r/>
-            <w:r>
-              <w:rPr>
-                <w:rFonts w:ascii="Times New Roman" w:hAnsi="Times New Roman" w:eastAsia="Times New Roman" w:cs="Times New Roman"/>
-                <w:b/>
-                <w:sz w:val="20"/>
-              </w:rPr>
-              <w:t>30</w:t>
-            </w:r>
-          </w:p>
-        </w:tc>
-        <w:tc>
-          <w:tcPr>
-            <w:tcW w:type="dxa" w:w="709"/>
-            <w:vAlign w:val="center"/>
-          </w:tcPr>
-          <w:p>
-            <w:pPr>
-              <w:spacing w:before="0" w:after="0" w:line="240" w:lineRule="auto"/>
-              <w:jc w:val="center"/>
-            </w:pPr>
-            <w:r/>
-            <w:r>
-              <w:rPr>
-                <w:rFonts w:ascii="Times New Roman" w:hAnsi="Times New Roman" w:eastAsia="Times New Roman" w:cs="Times New Roman"/>
-                <w:b/>
-                <w:sz w:val="20"/>
-              </w:rPr>
-              <w:t>12</w:t>
-            </w:r>
-          </w:p>
-        </w:tc>
-        <w:tc>
-          <w:tcPr>
             <w:tcW w:type="dxa" w:w="834"/>
-          </w:tcPr>
-          <w:p/>
+            <w:vAlign w:val="center"/>
+          </w:tcPr>
+          <w:p>
+            <w:pPr>
+              <w:spacing w:before="0" w:after="0" w:line="240" w:lineRule="auto"/>
+              <w:jc w:val="center"/>
+            </w:pPr>
+            <w:r/>
+            <w:r>
+              <w:rPr>
+                <w:rFonts w:ascii="Times New Roman" w:hAnsi="Times New Roman" w:eastAsia="Times New Roman" w:cs="Times New Roman"/>
+                <w:b w:val="0"/>
+                <w:sz w:val="20"/>
+              </w:rPr>
+              <w:t>Урок</w:t>
+            </w:r>
+          </w:p>
         </w:tc>
         <w:tc>
           <w:tcPr>
             <w:tcW w:type="dxa" w:w="692"/>
-          </w:tcPr>
-          <w:p/>
+            <w:vAlign w:val="center"/>
+          </w:tcPr>
+          <w:p>
+            <w:pPr>
+              <w:spacing w:before="0" w:after="0" w:line="240" w:lineRule="auto"/>
+              <w:jc w:val="center"/>
+            </w:pPr>
+            <w:r/>
+            <w:r>
+              <w:rPr>
+                <w:rFonts w:ascii="Times New Roman" w:hAnsi="Times New Roman" w:eastAsia="Times New Roman" w:cs="Times New Roman"/>
+                <w:b w:val="0"/>
+                <w:sz w:val="20"/>
+              </w:rPr>
+              <w:t>ОК 1 - ОК 7, ОК 9</w:t>
+            </w:r>
+          </w:p>
         </w:tc>
         <w:tc>
           <w:tcPr>
             <w:tcW w:type="dxa" w:w="785"/>
-          </w:tcPr>
-          <w:p/>
+            <w:vAlign w:val="center"/>
+          </w:tcPr>
+          <w:p>
+            <w:pPr>
+              <w:spacing w:before="0" w:after="0" w:line="240" w:lineRule="auto"/>
+              <w:jc w:val="center"/>
+            </w:pPr>
+            <w:r/>
+            <w:r>
+              <w:rPr>
+                <w:rFonts w:ascii="Times New Roman" w:hAnsi="Times New Roman" w:eastAsia="Times New Roman" w:cs="Times New Roman"/>
+                <w:b w:val="0"/>
+                <w:sz w:val="20"/>
+              </w:rPr>
+              <w:t>ПК 2.1 - ПК 2.2</w:t>
+            </w:r>
+          </w:p>
         </w:tc>
         <w:tc>
           <w:tcPr>
             <w:tcW w:type="dxa" w:w="909"/>
-          </w:tcPr>
-          <w:p/>
+            <w:vAlign w:val="center"/>
+          </w:tcPr>
+          <w:p>
+            <w:pPr>
+              <w:spacing w:before="0" w:after="0" w:line="240" w:lineRule="auto"/>
+              <w:jc w:val="center"/>
+            </w:pPr>
+            <w:r/>
+            <w:r>
+              <w:rPr>
+                <w:rFonts w:ascii="Times New Roman" w:hAnsi="Times New Roman" w:eastAsia="Times New Roman" w:cs="Times New Roman"/>
+                <w:b w:val="0"/>
+                <w:sz w:val="20"/>
+              </w:rPr>
+              <w:t xml:space="preserve">ДИ5</w:t>
+            </w:r>
+          </w:p>
         </w:tc>
         <w:tc>
           <w:tcPr>
             <w:tcW w:type="dxa" w:w="922"/>
-          </w:tcPr>
-          <w:p/>
+            <w:vAlign w:val="center"/>
+          </w:tcPr>
+          <w:p>
+            <w:pPr>
+              <w:spacing w:before="0" w:after="0" w:line="240" w:lineRule="auto"/>
+              <w:jc w:val="center"/>
+            </w:pPr>
+            <w:r/>
+            <w:r>
+              <w:rPr>
+                <w:rFonts w:ascii="Times New Roman" w:hAnsi="Times New Roman" w:eastAsia="Times New Roman" w:cs="Times New Roman"/>
+                <w:b w:val="0"/>
+                <w:sz w:val="20"/>
+              </w:rPr>
+              <w:t xml:space="preserve">с. 10-28</w:t>
+            </w:r>
+          </w:p>
         </w:tc>
         <w:tc>
           <w:tcPr>
             <w:tcW w:type="dxa" w:w="865"/>
-          </w:tcPr>
-          <w:p/>
+            <w:vAlign w:val="center"/>
+          </w:tcPr>
+          <w:p>
+            <w:pPr>
+              <w:spacing w:before="0" w:after="0" w:line="240" w:lineRule="auto"/>
+              <w:jc w:val="center"/>
+            </w:pPr>
+            <w:r/>
+            <w:r>
+              <w:rPr>
+                <w:rFonts w:ascii="Times New Roman" w:hAnsi="Times New Roman" w:eastAsia="Times New Roman" w:cs="Times New Roman"/>
+                <w:b w:val="0"/>
+                <w:sz w:val="20"/>
+              </w:rPr>
+              <w:t>Текущий контроль</w:t>
+            </w:r>
+          </w:p>
         </w:tc>
         <w:tc>
           <w:tcPr>
@@ -6487,23 +6585,8 @@
         <w:tc>
           <w:tcPr>
             <w:tcW w:type="dxa" w:w="501"/>
-            <w:vAlign w:val="center"/>
-          </w:tcPr>
-          <w:p>
-            <w:pPr>
-              <w:spacing w:before="0" w:after="0" w:line="240" w:lineRule="auto"/>
-              <w:jc w:val="center"/>
-            </w:pPr>
-            <w:r/>
-            <w:r>
-              <w:rPr>
-                <w:rFonts w:ascii="Times New Roman" w:hAnsi="Times New Roman" w:eastAsia="Times New Roman" w:cs="Times New Roman"/>
-                <w:b w:val="0"/>
-                <w:sz w:val="20"/>
-              </w:rPr>
-              <w:t>10</w:t>
-            </w:r>
-          </w:p>
+          </w:tcPr>
+          <w:p/>
         </w:tc>
         <w:tc>
           <w:tcPr>
@@ -6519,10 +6602,10 @@
             <w:r>
               <w:rPr>
                 <w:rFonts w:ascii="Times New Roman" w:hAnsi="Times New Roman" w:eastAsia="Times New Roman" w:cs="Times New Roman"/>
-                <w:b w:val="0"/>
-                <w:sz w:val="20"/>
-              </w:rPr>
-              <w:t>Организационная структура выполнения пусконаладочных работ и основные функции участников. Подготовка к производству пусконаладочных работ. Организация выполнения пусконаладочных работ. Требования безопасности труда и бережливого производства. Нормы и правила пожарной безопасности при производстве пусконаладочных работ.</w:t>
+                <w:b/>
+                <w:sz w:val="20"/>
+              </w:rPr>
+              <w:t>Тема 1.2 Пусконаладочные работы на объекте</w:t>
             </w:r>
           </w:p>
         </w:tc>
@@ -6540,144 +6623,69 @@
             <w:r>
               <w:rPr>
                 <w:rFonts w:ascii="Times New Roman" w:hAnsi="Times New Roman" w:eastAsia="Times New Roman" w:cs="Times New Roman"/>
-                <w:b w:val="0"/>
-                <w:sz w:val="20"/>
-              </w:rPr>
-              <w:t>2</w:t>
+                <w:b/>
+                <w:sz w:val="20"/>
+              </w:rPr>
+              <w:t xml:space="preserve">26</w:t>
             </w:r>
           </w:p>
         </w:tc>
         <w:tc>
           <w:tcPr>
             <w:tcW w:type="dxa" w:w="709"/>
+            <w:vAlign w:val="center"/>
+          </w:tcPr>
+          <w:p>
+            <w:pPr>
+              <w:spacing w:before="0" w:after="0" w:line="240" w:lineRule="auto"/>
+              <w:jc w:val="center"/>
+            </w:pPr>
+            <w:r/>
+            <w:r>
+              <w:rPr>
+                <w:rFonts w:ascii="Times New Roman" w:hAnsi="Times New Roman" w:eastAsia="Times New Roman" w:cs="Times New Roman"/>
+                <w:b/>
+                <w:sz w:val="20"/>
+              </w:rPr>
+              <w:t>12</w:t>
+            </w:r>
+          </w:p>
+        </w:tc>
+        <w:tc>
+          <w:tcPr>
+            <w:tcW w:type="dxa" w:w="834"/>
           </w:tcPr>
           <w:p/>
         </w:tc>
         <w:tc>
           <w:tcPr>
-            <w:tcW w:type="dxa" w:w="834"/>
-            <w:vAlign w:val="center"/>
-          </w:tcPr>
-          <w:p>
-            <w:pPr>
-              <w:spacing w:before="0" w:after="0" w:line="240" w:lineRule="auto"/>
-              <w:jc w:val="center"/>
-            </w:pPr>
-            <w:r/>
-            <w:r>
-              <w:rPr>
-                <w:rFonts w:ascii="Times New Roman" w:hAnsi="Times New Roman" w:eastAsia="Times New Roman" w:cs="Times New Roman"/>
-                <w:b w:val="0"/>
-                <w:sz w:val="20"/>
-              </w:rPr>
-              <w:t>Урок</w:t>
-            </w:r>
-          </w:p>
-        </w:tc>
-        <w:tc>
-          <w:tcPr>
             <w:tcW w:type="dxa" w:w="692"/>
-            <w:vAlign w:val="center"/>
-          </w:tcPr>
-          <w:p>
-            <w:pPr>
-              <w:spacing w:before="0" w:after="0" w:line="240" w:lineRule="auto"/>
-              <w:jc w:val="center"/>
-            </w:pPr>
-            <w:r/>
-            <w:r>
-              <w:rPr>
-                <w:rFonts w:ascii="Times New Roman" w:hAnsi="Times New Roman" w:eastAsia="Times New Roman" w:cs="Times New Roman"/>
-                <w:b w:val="0"/>
-                <w:sz w:val="20"/>
-              </w:rPr>
-              <w:t>ОК 1 - ОК 7, ОК 9</w:t>
-            </w:r>
-          </w:p>
+          </w:tcPr>
+          <w:p/>
         </w:tc>
         <w:tc>
           <w:tcPr>
             <w:tcW w:type="dxa" w:w="785"/>
-            <w:vAlign w:val="center"/>
-          </w:tcPr>
-          <w:p>
-            <w:pPr>
-              <w:spacing w:before="0" w:after="0" w:line="240" w:lineRule="auto"/>
-              <w:jc w:val="center"/>
-            </w:pPr>
-            <w:r/>
-            <w:r>
-              <w:rPr>
-                <w:rFonts w:ascii="Times New Roman" w:hAnsi="Times New Roman" w:eastAsia="Times New Roman" w:cs="Times New Roman"/>
-                <w:b w:val="0"/>
-                <w:sz w:val="20"/>
-              </w:rPr>
-              <w:t>ПК 2.1 - ПК 2.2</w:t>
-            </w:r>
-          </w:p>
+          </w:tcPr>
+          <w:p/>
         </w:tc>
         <w:tc>
           <w:tcPr>
             <w:tcW w:type="dxa" w:w="909"/>
-            <w:vAlign w:val="center"/>
-          </w:tcPr>
-          <w:p>
-            <w:pPr>
-              <w:spacing w:before="0" w:after="0" w:line="240" w:lineRule="auto"/>
-              <w:jc w:val="center"/>
-            </w:pPr>
-            <w:r/>
-            <w:r>
-              <w:rPr>
-                <w:rFonts w:ascii="Times New Roman" w:hAnsi="Times New Roman" w:eastAsia="Times New Roman" w:cs="Times New Roman"/>
-                <w:b w:val="0"/>
-                <w:sz w:val="20"/>
-              </w:rPr>
-              <w:t xml:space="preserve">ДИ1</w:t>
-            </w:r>
-          </w:p>
+          </w:tcPr>
+          <w:p/>
         </w:tc>
         <w:tc>
           <w:tcPr>
             <w:tcW w:type="dxa" w:w="922"/>
-            <w:vAlign w:val="center"/>
-          </w:tcPr>
-          <w:p>
-            <w:pPr>
-              <w:spacing w:before="0" w:after="0" w:line="240" w:lineRule="auto"/>
-              <w:jc w:val="center"/>
-            </w:pPr>
-            <w:r/>
-            <w:r>
-              <w:rPr>
-                <w:rFonts w:ascii="Times New Roman" w:hAnsi="Times New Roman" w:eastAsia="Times New Roman" w:cs="Times New Roman"/>
-                <w:b w:val="0"/>
-                <w:sz w:val="20"/>
-              </w:rPr>
-              <w:t xml:space="preserve">с. 8-22</w:t>
-            </w:r>
-          </w:p>
+          </w:tcPr>
+          <w:p/>
         </w:tc>
         <w:tc>
           <w:tcPr>
             <w:tcW w:type="dxa" w:w="865"/>
-            <w:vAlign w:val="center"/>
-          </w:tcPr>
-          <w:p>
-            <w:pPr>
-              <w:spacing w:before="0" w:after="0" w:line="240" w:lineRule="auto"/>
-              <w:jc w:val="center"/>
-            </w:pPr>
-            <w:r/>
-            <w:r>
-              <w:rPr>
-                <w:rFonts w:ascii="Times New Roman" w:hAnsi="Times New Roman" w:eastAsia="Times New Roman" w:cs="Times New Roman"/>
-                <w:b w:val="0"/>
-                <w:sz w:val="20"/>
-              </w:rPr>
-              <w:t>Текущий контроль</w:t>
-            </w:r>
-          </w:p>
+          </w:tcPr>
+          <w:p/>
         </w:tc>
         <w:tc>
           <w:tcPr>
@@ -6707,7 +6715,7 @@
                 <w:b w:val="0"/>
                 <w:sz w:val="20"/>
               </w:rPr>
-              <w:t>11</w:t>
+              <w:t xml:space="preserve">11</w:t>
             </w:r>
           </w:p>
         </w:tc>
@@ -6728,7 +6736,7 @@
                 <w:b w:val="0"/>
                 <w:sz w:val="20"/>
               </w:rPr>
-              <w:t>Поузловая приемка и испытания конструктивных и технологических узлов. Индивидуальные испытания приборов для измерения электрических величин. Индивидуальные испытания приборов измерения и контроля давления. Индивидуальные испытания приборов измерения и контроля температуры.</w:t>
+              <w:t>Организационная структура выполнения пусконаладочных работ и основные функции участников. Подготовка к производству пусконаладочных работ. Организация выполнения пусконаладочных работ. Требования безопасности труда и бережливого производства. Нормы и правила пожарной безопасности при производстве пусконаладочных работ.</w:t>
             </w:r>
           </w:p>
         </w:tc>
@@ -6860,7 +6868,7 @@
                 <w:b w:val="0"/>
                 <w:sz w:val="20"/>
               </w:rPr>
-              <w:t xml:space="preserve">с. 23-38</w:t>
+              <w:t xml:space="preserve">с. 8-22</w:t>
             </w:r>
           </w:p>
         </w:tc>
@@ -6913,7 +6921,7 @@
                 <w:b w:val="0"/>
                 <w:sz w:val="20"/>
               </w:rPr>
-              <w:t>12</w:t>
+              <w:t xml:space="preserve">12</w:t>
             </w:r>
           </w:p>
         </w:tc>
@@ -6934,7 +6942,7 @@
                 <w:b w:val="0"/>
                 <w:sz w:val="20"/>
               </w:rPr>
-              <w:t>Индивидуальные испытания приборов для измерения и контроля уровня. Индивидуальные испытания приборов измерения количества жидкостей и газов.</w:t>
+              <w:t xml:space="preserve">Поузловая приемка и испытания конструктивных и технологических узлов. Индивидуальные испытания приборов для измерения электрических величин. Индивидуальные испытания приборов измерения и контроля давления. Индивидуальные испытания приборов измерения и контроля температуры.Индивидуальные испытания приборов для измерения и контроля уровня. Индивидуальные испытания приборов измерения количества жидкостей и газов</w:t>
             </w:r>
           </w:p>
         </w:tc>
@@ -7066,7 +7074,7 @@
                 <w:b w:val="0"/>
                 <w:sz w:val="20"/>
               </w:rPr>
-              <w:t xml:space="preserve">с. 39-54</w:t>
+              <w:t xml:space="preserve">с. 23-38</w:t>
             </w:r>
           </w:p>
         </w:tc>
@@ -7119,7 +7127,7 @@
                 <w:b w:val="0"/>
                 <w:sz w:val="20"/>
               </w:rPr>
-              <w:t>13</w:t>
+              <w:t xml:space="preserve">13</w:t>
             </w:r>
           </w:p>
         </w:tc>
@@ -7325,7 +7333,7 @@
                 <w:b w:val="0"/>
                 <w:sz w:val="20"/>
               </w:rPr>
-              <w:t>14</w:t>
+              <w:t xml:space="preserve">14</w:t>
             </w:r>
           </w:p>
         </w:tc>
@@ -7531,7 +7539,7 @@
                 <w:b w:val="0"/>
                 <w:sz w:val="20"/>
               </w:rPr>
-              <w:t>15</w:t>
+              <w:t xml:space="preserve">15</w:t>
             </w:r>
           </w:p>
         </w:tc>
@@ -7737,7 +7745,7 @@
                 <w:b w:val="0"/>
                 <w:sz w:val="20"/>
               </w:rPr>
-              <w:t>16</w:t>
+              <w:t xml:space="preserve">16</w:t>
             </w:r>
           </w:p>
         </w:tc>
@@ -7943,7 +7951,7 @@
                 <w:b w:val="0"/>
                 <w:sz w:val="20"/>
               </w:rPr>
-              <w:t>17</w:t>
+              <w:t xml:space="preserve">17</w:t>
             </w:r>
           </w:p>
         </w:tc>
@@ -7964,7 +7972,7 @@
                 <w:b w:val="0"/>
                 <w:sz w:val="20"/>
               </w:rPr>
-              <w:t>Наладка оборудования измерения и контроля температуры и уровня. Пробные пуски оборудования измерения и контроля температуры и уровня. Пробные пуски оборудования измерения и контроля количества жидкостей и газов. Наладка оборудования автоматического пожаротушения и видеонаблюдения.</w:t>
+              <w:t xml:space="preserve">Наладка оборудования измерения и контроля температуры и уровня. Пробные пуски оборудования измерения и контроля температуры и уровня. Пробные пуски оборудования измерения и контроля количества жидкостей и газов. Наладка оборудования автоматического пожаротушения и видеонаблюдения.Пробные пуски оборудования автоматического пожаротушения и видеонаблюдения. Наладка оборудования блоков управления приводами. Пробные пуски оборудования блоков управления приводами. Наладка и пробные пуски источников аварийного питания. Комплексное опробование оборудования пускового комплекса и гарантийные испытания. Организация процесса ввода в эксплуатацию оборудования пускового комплекса объекта автоматизации</w:t>
             </w:r>
           </w:p>
         </w:tc>
@@ -8149,7 +8157,7 @@
                 <w:b w:val="0"/>
                 <w:sz w:val="20"/>
               </w:rPr>
-              <w:t>18</w:t>
+              <w:t xml:space="preserve">18</w:t>
             </w:r>
           </w:p>
         </w:tc>
@@ -8170,7 +8178,7 @@
                 <w:b w:val="0"/>
                 <w:sz w:val="20"/>
               </w:rPr>
-              <w:t>Пробные пуски оборудования автоматического пожаротушения и видеонаблюдения. Наладка оборудования блоков управления приводами. Пробные пуски оборудования блоков управления приводами. Наладка и пробные пуски источников аварийного питания. Комплексное опробование оборудования пускового комплекса и гарантийные испытания. Организация процесса ввода в эксплуатацию оборудования пускового комплекса объекта автоматизации</w:t>
+              <w:t>Практическое занятие № 1 Составление технической документации для организации электромонтажных работ</w:t>
             </w:r>
           </w:p>
         </w:tc>
@@ -8191,15 +8199,30 @@
                 <w:b w:val="0"/>
                 <w:sz w:val="20"/>
               </w:rPr>
-              <w:t>2</w:t>
+              <w:t>1</w:t>
             </w:r>
           </w:p>
         </w:tc>
         <w:tc>
           <w:tcPr>
             <w:tcW w:type="dxa" w:w="709"/>
-          </w:tcPr>
-          <w:p/>
+            <w:vAlign w:val="center"/>
+          </w:tcPr>
+          <w:p>
+            <w:pPr>
+              <w:spacing w:before="0" w:after="0" w:line="240" w:lineRule="auto"/>
+              <w:jc w:val="center"/>
+            </w:pPr>
+            <w:r/>
+            <w:r>
+              <w:rPr>
+                <w:rFonts w:ascii="Times New Roman" w:hAnsi="Times New Roman" w:eastAsia="Times New Roman" w:cs="Times New Roman"/>
+                <w:b w:val="0"/>
+                <w:sz w:val="20"/>
+              </w:rPr>
+              <w:t>1</w:t>
+            </w:r>
+          </w:p>
         </w:tc>
         <w:tc>
           <w:tcPr>
@@ -8218,7 +8241,7 @@
                 <w:b w:val="0"/>
                 <w:sz w:val="20"/>
               </w:rPr>
-              <w:t>Урок</w:t>
+              <w:t>Практ. занятие</w:t>
             </w:r>
           </w:p>
         </w:tc>
@@ -8281,7 +8304,7 @@
                 <w:b w:val="0"/>
                 <w:sz w:val="20"/>
               </w:rPr>
-              <w:t xml:space="preserve">ОИ1</w:t>
+              <w:t>№3, 2а</w:t>
             </w:r>
           </w:p>
         </w:tc>
@@ -8302,7 +8325,7 @@
                 <w:b w:val="0"/>
                 <w:sz w:val="20"/>
               </w:rPr>
-              <w:t xml:space="preserve">с. 37-52</w:t>
+              <w:t>Метод. указания</w:t>
             </w:r>
           </w:p>
         </w:tc>
@@ -8323,7 +8346,7 @@
                 <w:b w:val="0"/>
                 <w:sz w:val="20"/>
               </w:rPr>
-              <w:t>Текущий контроль</w:t>
+              <w:t>Защита пр.раб.</w:t>
             </w:r>
           </w:p>
         </w:tc>
@@ -8355,7 +8378,7 @@
                 <w:b w:val="0"/>
                 <w:sz w:val="20"/>
               </w:rPr>
-              <w:t>19</w:t>
+              <w:t xml:space="preserve">19</w:t>
             </w:r>
           </w:p>
         </w:tc>
@@ -8376,7 +8399,7 @@
                 <w:b w:val="0"/>
                 <w:sz w:val="20"/>
               </w:rPr>
-              <w:t>Практическое занятие № 1 Составление технической документации для организации электромонтажных работ</w:t>
+              <w:t>Практическое занятие № 2 Составление акта технической готовности электромонтажных работ</w:t>
             </w:r>
           </w:p>
         </w:tc>
@@ -8576,7 +8599,7 @@
                 <w:b w:val="0"/>
                 <w:sz w:val="20"/>
               </w:rPr>
-              <w:t>20</w:t>
+              <w:t xml:space="preserve">20</w:t>
             </w:r>
           </w:p>
         </w:tc>
@@ -8597,7 +8620,7 @@
                 <w:b w:val="0"/>
                 <w:sz w:val="20"/>
               </w:rPr>
-              <w:t>Практическое занятие № 2 Составление акта технической готовности электромонтажных работ</w:t>
+              <w:t>Практическое занятие № 3 Составление протокола о приемке электрооборудования после индивидуального испытания</w:t>
             </w:r>
           </w:p>
         </w:tc>
@@ -8618,7 +8641,7 @@
                 <w:b w:val="0"/>
                 <w:sz w:val="20"/>
               </w:rPr>
-              <w:t>1</w:t>
+              <w:t>2</w:t>
             </w:r>
           </w:p>
         </w:tc>
@@ -8639,7 +8662,7 @@
                 <w:b w:val="0"/>
                 <w:sz w:val="20"/>
               </w:rPr>
-              <w:t>1</w:t>
+              <w:t>2</w:t>
             </w:r>
           </w:p>
         </w:tc>
@@ -8797,7 +8820,7 @@
                 <w:b w:val="0"/>
                 <w:sz w:val="20"/>
               </w:rPr>
-              <w:t>21</w:t>
+              <w:t xml:space="preserve">21</w:t>
             </w:r>
           </w:p>
         </w:tc>
@@ -8818,7 +8841,7 @@
                 <w:b w:val="0"/>
                 <w:sz w:val="20"/>
               </w:rPr>
-              <w:t>Практическое занятие № 3 Составление протокола о приемке электрооборудования после индивидуального испытания</w:t>
+              <w:t>Практическое занятие № 4 Составление акта функциональных (поузловых) испытаний электрооборудования</w:t>
             </w:r>
           </w:p>
         </w:tc>
@@ -9018,7 +9041,7 @@
                 <w:b w:val="0"/>
                 <w:sz w:val="20"/>
               </w:rPr>
-              <w:t>22</w:t>
+              <w:t xml:space="preserve">22</w:t>
             </w:r>
           </w:p>
         </w:tc>
@@ -9039,7 +9062,7 @@
                 <w:b w:val="0"/>
                 <w:sz w:val="20"/>
               </w:rPr>
-              <w:t>Практическое занятие № 4 Составление акта функциональных (поузловых) испытаний электрооборудования</w:t>
+              <w:t>Практическое занятие № 5 Составление акта комплексной приемочной комиссии о готовности электрооборудования пускового комплекса к комплексному опробованию</w:t>
             </w:r>
           </w:p>
         </w:tc>
@@ -9239,7 +9262,7 @@
                 <w:b w:val="0"/>
                 <w:sz w:val="20"/>
               </w:rPr>
-              <w:t>23</w:t>
+              <w:t xml:space="preserve">23</w:t>
             </w:r>
           </w:p>
         </w:tc>
@@ -9260,7 +9283,7 @@
                 <w:b w:val="0"/>
                 <w:sz w:val="20"/>
               </w:rPr>
-              <w:t>Практическое занятие № 5 Составление акта комплексной приемочной комиссии о готовности электрооборудования пускового комплекса к комплексному опробованию</w:t>
+              <w:t>Практическое занятие № 6 Оформление актов и протоколов испытаний при приемке электрооборудования</w:t>
             </w:r>
           </w:p>
         </w:tc>
@@ -9460,7 +9483,7 @@
                 <w:b w:val="0"/>
                 <w:sz w:val="20"/>
               </w:rPr>
-              <w:t>24</w:t>
+              <w:t xml:space="preserve">24</w:t>
             </w:r>
           </w:p>
         </w:tc>
@@ -9481,7 +9504,7 @@
                 <w:b w:val="0"/>
                 <w:sz w:val="20"/>
               </w:rPr>
-              <w:t>Практическое занятие № 6 Оформление актов и протоколов испытаний при приемке электрооборудования</w:t>
+              <w:t>Практическое занятие № 7 Составление акта комплексной приемочной комиссии о готовности электрооборудования пускового комплекса к вводу объекта в промышленную эксплуатацию</w:t>
             </w:r>
           </w:p>
         </w:tc>
@@ -9681,7 +9704,7 @@
                 <w:b w:val="0"/>
                 <w:sz w:val="20"/>
               </w:rPr>
-              <w:t>25</w:t>
+              <w:t xml:space="preserve">25</w:t>
             </w:r>
           </w:p>
         </w:tc>
@@ -9699,10 +9722,10 @@
             <w:r>
               <w:rPr>
                 <w:rFonts w:ascii="Times New Roman" w:hAnsi="Times New Roman" w:eastAsia="Times New Roman" w:cs="Times New Roman"/>
-                <w:b w:val="0"/>
-                <w:sz w:val="20"/>
-              </w:rPr>
-              <w:t>Практическое занятие № 7 Составление акта комплексной приемочной комиссии о готовности электрооборудования пускового комплекса к вводу объекта в промышленную эксплуатацию</w:t>
+                <w:b/>
+                <w:sz w:val="20"/>
+              </w:rPr>
+              <w:t>Дифференцированный зачет</w:t>
             </w:r>
           </w:p>
         </w:tc>
@@ -9720,7 +9743,7 @@
             <w:r>
               <w:rPr>
                 <w:rFonts w:ascii="Times New Roman" w:hAnsi="Times New Roman" w:eastAsia="Times New Roman" w:cs="Times New Roman"/>
-                <w:b w:val="0"/>
+                <w:b/>
                 <w:sz w:val="20"/>
               </w:rPr>
               <w:t>2</w:t>
@@ -9730,149 +9753,44 @@
         <w:tc>
           <w:tcPr>
             <w:tcW w:type="dxa" w:w="709"/>
-            <w:vAlign w:val="center"/>
-          </w:tcPr>
-          <w:p>
-            <w:pPr>
-              <w:spacing w:before="0" w:after="0" w:line="240" w:lineRule="auto"/>
-              <w:jc w:val="center"/>
-            </w:pPr>
-            <w:r/>
-            <w:r>
-              <w:rPr>
-                <w:rFonts w:ascii="Times New Roman" w:hAnsi="Times New Roman" w:eastAsia="Times New Roman" w:cs="Times New Roman"/>
-                <w:b w:val="0"/>
-                <w:sz w:val="20"/>
-              </w:rPr>
-              <w:t>2</w:t>
-            </w:r>
-          </w:p>
+          </w:tcPr>
+          <w:p/>
         </w:tc>
         <w:tc>
           <w:tcPr>
             <w:tcW w:type="dxa" w:w="834"/>
-            <w:vAlign w:val="center"/>
-          </w:tcPr>
-          <w:p>
-            <w:pPr>
-              <w:spacing w:before="0" w:after="0" w:line="240" w:lineRule="auto"/>
-              <w:jc w:val="center"/>
-            </w:pPr>
-            <w:r/>
-            <w:r>
-              <w:rPr>
-                <w:rFonts w:ascii="Times New Roman" w:hAnsi="Times New Roman" w:eastAsia="Times New Roman" w:cs="Times New Roman"/>
-                <w:b w:val="0"/>
-                <w:sz w:val="20"/>
-              </w:rPr>
-              <w:t>Практ. занятие</w:t>
-            </w:r>
-          </w:p>
+          </w:tcPr>
+          <w:p/>
         </w:tc>
         <w:tc>
           <w:tcPr>
             <w:tcW w:type="dxa" w:w="692"/>
-            <w:vAlign w:val="center"/>
-          </w:tcPr>
-          <w:p>
-            <w:pPr>
-              <w:spacing w:before="0" w:after="0" w:line="240" w:lineRule="auto"/>
-              <w:jc w:val="center"/>
-            </w:pPr>
-            <w:r/>
-            <w:r>
-              <w:rPr>
-                <w:rFonts w:ascii="Times New Roman" w:hAnsi="Times New Roman" w:eastAsia="Times New Roman" w:cs="Times New Roman"/>
-                <w:b w:val="0"/>
-                <w:sz w:val="20"/>
-              </w:rPr>
-              <w:t>ОК 1 - ОК 7, ОК 9</w:t>
-            </w:r>
-          </w:p>
+          </w:tcPr>
+          <w:p/>
         </w:tc>
         <w:tc>
           <w:tcPr>
             <w:tcW w:type="dxa" w:w="785"/>
-            <w:vAlign w:val="center"/>
-          </w:tcPr>
-          <w:p>
-            <w:pPr>
-              <w:spacing w:before="0" w:after="0" w:line="240" w:lineRule="auto"/>
-              <w:jc w:val="center"/>
-            </w:pPr>
-            <w:r/>
-            <w:r>
-              <w:rPr>
-                <w:rFonts w:ascii="Times New Roman" w:hAnsi="Times New Roman" w:eastAsia="Times New Roman" w:cs="Times New Roman"/>
-                <w:b w:val="0"/>
-                <w:sz w:val="20"/>
-              </w:rPr>
-              <w:t>ПК 2.1 - ПК 2.2</w:t>
-            </w:r>
-          </w:p>
+          </w:tcPr>
+          <w:p/>
         </w:tc>
         <w:tc>
           <w:tcPr>
             <w:tcW w:type="dxa" w:w="909"/>
-            <w:vAlign w:val="center"/>
-          </w:tcPr>
-          <w:p>
-            <w:pPr>
-              <w:spacing w:before="0" w:after="0" w:line="240" w:lineRule="auto"/>
-              <w:jc w:val="center"/>
-            </w:pPr>
-            <w:r/>
-            <w:r>
-              <w:rPr>
-                <w:rFonts w:ascii="Times New Roman" w:hAnsi="Times New Roman" w:eastAsia="Times New Roman" w:cs="Times New Roman"/>
-                <w:b w:val="0"/>
-                <w:sz w:val="20"/>
-              </w:rPr>
-              <w:t>№3, 2а</w:t>
-            </w:r>
-          </w:p>
+          </w:tcPr>
+          <w:p/>
         </w:tc>
         <w:tc>
           <w:tcPr>
             <w:tcW w:type="dxa" w:w="922"/>
-            <w:vAlign w:val="center"/>
-          </w:tcPr>
-          <w:p>
-            <w:pPr>
-              <w:spacing w:before="0" w:after="0" w:line="240" w:lineRule="auto"/>
-              <w:jc w:val="center"/>
-            </w:pPr>
-            <w:r/>
-            <w:r>
-              <w:rPr>
-                <w:rFonts w:ascii="Times New Roman" w:hAnsi="Times New Roman" w:eastAsia="Times New Roman" w:cs="Times New Roman"/>
-                <w:b w:val="0"/>
-                <w:sz w:val="20"/>
-              </w:rPr>
-              <w:t>Метод. указания</w:t>
-            </w:r>
-          </w:p>
+          </w:tcPr>
+          <w:p/>
         </w:tc>
         <w:tc>
           <w:tcPr>
             <w:tcW w:type="dxa" w:w="865"/>
-            <w:vAlign w:val="center"/>
-          </w:tcPr>
-          <w:p>
-            <w:pPr>
-              <w:spacing w:before="0" w:after="0" w:line="240" w:lineRule="auto"/>
-              <w:jc w:val="center"/>
-            </w:pPr>
-            <w:r/>
-            <w:r>
-              <w:rPr>
-                <w:rFonts w:ascii="Times New Roman" w:hAnsi="Times New Roman" w:eastAsia="Times New Roman" w:cs="Times New Roman"/>
-                <w:b w:val="0"/>
-                <w:sz w:val="20"/>
-              </w:rPr>
-              <w:t>Защита пр.раб.</w:t>
-            </w:r>
-          </w:p>
+          </w:tcPr>
+          <w:p/>
         </w:tc>
         <w:tc>
           <w:tcPr>
@@ -9888,23 +9806,8 @@
         <w:tc>
           <w:tcPr>
             <w:tcW w:type="dxa" w:w="501"/>
-            <w:vAlign w:val="center"/>
-          </w:tcPr>
-          <w:p>
-            <w:pPr>
-              <w:spacing w:before="0" w:after="0" w:line="240" w:lineRule="auto"/>
-              <w:jc w:val="center"/>
-            </w:pPr>
-            <w:r/>
-            <w:r>
-              <w:rPr>
-                <w:rFonts w:ascii="Times New Roman" w:hAnsi="Times New Roman" w:eastAsia="Times New Roman" w:cs="Times New Roman"/>
-                <w:b w:val="0"/>
-                <w:sz w:val="20"/>
-              </w:rPr>
-              <w:t>26</w:t>
-            </w:r>
-          </w:p>
+          </w:tcPr>
+          <w:p/>
         </w:tc>
         <w:tc>
           <w:tcPr>
@@ -9923,7 +9826,7 @@
                 <w:b/>
                 <w:sz w:val="20"/>
               </w:rPr>
-              <w:t>Дифференцированный зачет</w:t>
+              <w:t>Итого:</w:t>
             </w:r>
           </w:p>
         </w:tc>
@@ -9944,108 +9847,7 @@
                 <w:b/>
                 <w:sz w:val="20"/>
               </w:rPr>
-              <w:t>2</w:t>
-            </w:r>
-          </w:p>
-        </w:tc>
-        <w:tc>
-          <w:tcPr>
-            <w:tcW w:type="dxa" w:w="709"/>
-          </w:tcPr>
-          <w:p/>
-        </w:tc>
-        <w:tc>
-          <w:tcPr>
-            <w:tcW w:type="dxa" w:w="834"/>
-          </w:tcPr>
-          <w:p/>
-        </w:tc>
-        <w:tc>
-          <w:tcPr>
-            <w:tcW w:type="dxa" w:w="692"/>
-          </w:tcPr>
-          <w:p/>
-        </w:tc>
-        <w:tc>
-          <w:tcPr>
-            <w:tcW w:type="dxa" w:w="785"/>
-          </w:tcPr>
-          <w:p/>
-        </w:tc>
-        <w:tc>
-          <w:tcPr>
-            <w:tcW w:type="dxa" w:w="909"/>
-          </w:tcPr>
-          <w:p/>
-        </w:tc>
-        <w:tc>
-          <w:tcPr>
-            <w:tcW w:type="dxa" w:w="922"/>
-          </w:tcPr>
-          <w:p/>
-        </w:tc>
-        <w:tc>
-          <w:tcPr>
-            <w:tcW w:type="dxa" w:w="865"/>
-          </w:tcPr>
-          <w:p/>
-        </w:tc>
-        <w:tc>
-          <w:tcPr>
-            <w:tcW w:type="dxa" w:w="856"/>
-          </w:tcPr>
-          <w:p/>
-        </w:tc>
-      </w:tr>
-      <w:tr>
-        <w:trPr>
-          <w:trHeight w:val="20"/>
-        </w:trPr>
-        <w:tc>
-          <w:tcPr>
-            <w:tcW w:type="dxa" w:w="501"/>
-          </w:tcPr>
-          <w:p/>
-        </w:tc>
-        <w:tc>
-          <w:tcPr>
-            <w:tcW w:type="dxa" w:w="2933"/>
-            <w:vAlign w:val="center"/>
-          </w:tcPr>
-          <w:p>
-            <w:pPr>
-              <w:spacing w:before="0" w:after="0" w:line="240" w:lineRule="auto"/>
-              <w:jc w:val="left"/>
-            </w:pPr>
-            <w:r/>
-            <w:r>
-              <w:rPr>
-                <w:rFonts w:ascii="Times New Roman" w:hAnsi="Times New Roman" w:eastAsia="Times New Roman" w:cs="Times New Roman"/>
-                <w:b/>
-                <w:sz w:val="20"/>
-              </w:rPr>
-              <w:t>Итого:</w:t>
-            </w:r>
-          </w:p>
-        </w:tc>
-        <w:tc>
-          <w:tcPr>
-            <w:tcW w:type="dxa" w:w="668"/>
-            <w:vAlign w:val="center"/>
-          </w:tcPr>
-          <w:p>
-            <w:pPr>
-              <w:spacing w:before="0" w:after="0" w:line="240" w:lineRule="auto"/>
-              <w:jc w:val="center"/>
-            </w:pPr>
-            <w:r/>
-            <w:r>
-              <w:rPr>
-                <w:rFonts w:ascii="Times New Roman" w:hAnsi="Times New Roman" w:eastAsia="Times New Roman" w:cs="Times New Roman"/>
-                <w:b/>
-                <w:sz w:val="20"/>
-              </w:rPr>
-              <w:t>50</w:t>
+              <w:t xml:space="preserve">48</w:t>
             </w:r>
           </w:p>
         </w:tc>
